--- a/docs/Standard_Audit_Report_Template_ES.docx
+++ b/docs/Standard_Audit_Report_Template_ES.docx
@@ -7,7 +7,7 @@
         <w:rPr>
           <w:b/>
           <w:color w:val="0F172A"/>
-          <w:sz w:val="48"/>
+          <w:sz w:val="52"/>
         </w:rPr>
         <w:t>Standard Audit Report Template</w:t>
       </w:r>
@@ -22,7 +22,7 @@
           <w:color w:val="555555"/>
           <w:sz w:val="22"/>
         </w:rPr>
-        <w:t>HealthProMed  ·  Departamento de Codificación y CDI  ·  Plantilla estándar de informe de auditoría</w:t>
+        <w:t>HealthProMed  ·  Departamento de Codificación y CDI  ·  Plantilla estándar de informe de auditoría  ·  Formato horizontal</w:t>
       </w:r>
     </w:p>
     <w:p>
@@ -53,13 +53,13 @@
         <w:tblLook w:firstColumn="1" w:firstRow="1" w:lastColumn="0" w:lastRow="0" w:noHBand="0" w:noVBand="1" w:val="04A0"/>
       </w:tblPr>
       <w:tblGrid>
-        <w:gridCol w:w="4986"/>
-        <w:gridCol w:w="4986"/>
+        <w:gridCol w:w="6900"/>
+        <w:gridCol w:w="6900"/>
       </w:tblGrid>
       <w:tr>
         <w:tc>
           <w:tcPr>
-            <w:tcW w:type="dxa" w:w="3456"/>
+            <w:tcW w:type="dxa" w:w="3600"/>
             <w:shd w:fill="E6F4F1"/>
           </w:tcPr>
           <w:p>
@@ -74,7 +74,7 @@
         </w:tc>
         <w:tc>
           <w:tcPr>
-            <w:tcW w:type="dxa" w:w="5904"/>
+            <w:tcW w:type="dxa" w:w="11376"/>
             <w:shd w:fill="FFF9C4"/>
           </w:tcPr>
           <w:p/>
@@ -83,7 +83,7 @@
       <w:tr>
         <w:tc>
           <w:tcPr>
-            <w:tcW w:type="dxa" w:w="3456"/>
+            <w:tcW w:type="dxa" w:w="3600"/>
             <w:shd w:fill="E6F4F1"/>
           </w:tcPr>
           <w:p>
@@ -98,7 +98,7 @@
         </w:tc>
         <w:tc>
           <w:tcPr>
-            <w:tcW w:type="dxa" w:w="5904"/>
+            <w:tcW w:type="dxa" w:w="11376"/>
             <w:shd w:fill="FFF9C4"/>
           </w:tcPr>
           <w:p/>
@@ -107,7 +107,7 @@
       <w:tr>
         <w:tc>
           <w:tcPr>
-            <w:tcW w:type="dxa" w:w="3456"/>
+            <w:tcW w:type="dxa" w:w="3600"/>
             <w:shd w:fill="E6F4F1"/>
           </w:tcPr>
           <w:p>
@@ -122,7 +122,7 @@
         </w:tc>
         <w:tc>
           <w:tcPr>
-            <w:tcW w:type="dxa" w:w="5904"/>
+            <w:tcW w:type="dxa" w:w="11376"/>
             <w:shd w:fill="FFF9C4"/>
           </w:tcPr>
           <w:p/>
@@ -131,7 +131,7 @@
       <w:tr>
         <w:tc>
           <w:tcPr>
-            <w:tcW w:type="dxa" w:w="3456"/>
+            <w:tcW w:type="dxa" w:w="3600"/>
             <w:shd w:fill="E6F4F1"/>
           </w:tcPr>
           <w:p>
@@ -146,7 +146,7 @@
         </w:tc>
         <w:tc>
           <w:tcPr>
-            <w:tcW w:type="dxa" w:w="5904"/>
+            <w:tcW w:type="dxa" w:w="11376"/>
             <w:shd w:fill="FFF9C4"/>
           </w:tcPr>
           <w:p/>
@@ -155,7 +155,7 @@
       <w:tr>
         <w:tc>
           <w:tcPr>
-            <w:tcW w:type="dxa" w:w="3456"/>
+            <w:tcW w:type="dxa" w:w="3600"/>
             <w:shd w:fill="E6F4F1"/>
           </w:tcPr>
           <w:p>
@@ -170,7 +170,7 @@
         </w:tc>
         <w:tc>
           <w:tcPr>
-            <w:tcW w:type="dxa" w:w="5904"/>
+            <w:tcW w:type="dxa" w:w="11376"/>
             <w:shd w:fill="FFF9C4"/>
           </w:tcPr>
           <w:p/>
@@ -179,7 +179,7 @@
       <w:tr>
         <w:tc>
           <w:tcPr>
-            <w:tcW w:type="dxa" w:w="3456"/>
+            <w:tcW w:type="dxa" w:w="3600"/>
             <w:shd w:fill="E6F4F1"/>
           </w:tcPr>
           <w:p>
@@ -194,7 +194,7 @@
         </w:tc>
         <w:tc>
           <w:tcPr>
-            <w:tcW w:type="dxa" w:w="5904"/>
+            <w:tcW w:type="dxa" w:w="11376"/>
             <w:shd w:fill="FFF9C4"/>
           </w:tcPr>
           <w:p/>
@@ -203,7 +203,7 @@
       <w:tr>
         <w:tc>
           <w:tcPr>
-            <w:tcW w:type="dxa" w:w="3456"/>
+            <w:tcW w:type="dxa" w:w="3600"/>
             <w:shd w:fill="E6F4F1"/>
           </w:tcPr>
           <w:p>
@@ -218,7 +218,7 @@
         </w:tc>
         <w:tc>
           <w:tcPr>
-            <w:tcW w:type="dxa" w:w="5904"/>
+            <w:tcW w:type="dxa" w:w="11376"/>
             <w:shd w:fill="FFF9C4"/>
           </w:tcPr>
           <w:p/>
@@ -258,12 +258,12 @@
         <w:tblLook w:firstColumn="1" w:firstRow="1" w:lastColumn="0" w:lastRow="0" w:noHBand="0" w:noVBand="1" w:val="04A0"/>
       </w:tblPr>
       <w:tblGrid>
-        <w:gridCol w:w="9972"/>
+        <w:gridCol w:w="13800"/>
       </w:tblGrid>
       <w:tr>
         <w:tc>
           <w:tcPr>
-            <w:tcW w:type="dxa" w:w="9360"/>
+            <w:tcW w:type="dxa" w:w="14976"/>
             <w:shd w:fill="FFF9C4"/>
           </w:tcPr>
           <w:p/>
@@ -293,12 +293,12 @@
         <w:tblLook w:firstColumn="1" w:firstRow="1" w:lastColumn="0" w:lastRow="0" w:noHBand="0" w:noVBand="1" w:val="04A0"/>
       </w:tblPr>
       <w:tblGrid>
-        <w:gridCol w:w="9972"/>
+        <w:gridCol w:w="13800"/>
       </w:tblGrid>
       <w:tr>
         <w:tc>
           <w:tcPr>
-            <w:tcW w:type="dxa" w:w="9360"/>
+            <w:tcW w:type="dxa" w:w="14976"/>
             <w:shd w:fill="FFF9C4"/>
           </w:tcPr>
           <w:p/>
@@ -329,13 +329,13 @@
         <w:tblLook w:firstColumn="1" w:firstRow="1" w:lastColumn="0" w:lastRow="0" w:noHBand="0" w:noVBand="1" w:val="04A0"/>
       </w:tblPr>
       <w:tblGrid>
-        <w:gridCol w:w="4986"/>
-        <w:gridCol w:w="4986"/>
+        <w:gridCol w:w="6900"/>
+        <w:gridCol w:w="6900"/>
       </w:tblGrid>
       <w:tr>
         <w:tc>
           <w:tcPr>
-            <w:tcW w:type="dxa" w:w="3456"/>
+            <w:tcW w:type="dxa" w:w="3600"/>
             <w:shd w:fill="E6F4F1"/>
           </w:tcPr>
           <w:p>
@@ -350,7 +350,7 @@
         </w:tc>
         <w:tc>
           <w:tcPr>
-            <w:tcW w:type="dxa" w:w="5904"/>
+            <w:tcW w:type="dxa" w:w="11376"/>
             <w:shd w:fill="FFF9C4"/>
           </w:tcPr>
           <w:p/>
@@ -359,7 +359,7 @@
       <w:tr>
         <w:tc>
           <w:tcPr>
-            <w:tcW w:type="dxa" w:w="3456"/>
+            <w:tcW w:type="dxa" w:w="3600"/>
             <w:shd w:fill="E6F4F1"/>
           </w:tcPr>
           <w:p>
@@ -374,7 +374,7 @@
         </w:tc>
         <w:tc>
           <w:tcPr>
-            <w:tcW w:type="dxa" w:w="5904"/>
+            <w:tcW w:type="dxa" w:w="11376"/>
             <w:shd w:fill="FFF9C4"/>
           </w:tcPr>
           <w:p/>
@@ -383,7 +383,7 @@
       <w:tr>
         <w:tc>
           <w:tcPr>
-            <w:tcW w:type="dxa" w:w="3456"/>
+            <w:tcW w:type="dxa" w:w="3600"/>
             <w:shd w:fill="E6F4F1"/>
           </w:tcPr>
           <w:p>
@@ -398,7 +398,7 @@
         </w:tc>
         <w:tc>
           <w:tcPr>
-            <w:tcW w:type="dxa" w:w="5904"/>
+            <w:tcW w:type="dxa" w:w="11376"/>
             <w:shd w:fill="FFF9C4"/>
           </w:tcPr>
           <w:p/>
@@ -407,7 +407,7 @@
       <w:tr>
         <w:tc>
           <w:tcPr>
-            <w:tcW w:type="dxa" w:w="3456"/>
+            <w:tcW w:type="dxa" w:w="3600"/>
             <w:shd w:fill="E6F4F1"/>
           </w:tcPr>
           <w:p>
@@ -422,7 +422,7 @@
         </w:tc>
         <w:tc>
           <w:tcPr>
-            <w:tcW w:type="dxa" w:w="5904"/>
+            <w:tcW w:type="dxa" w:w="11376"/>
             <w:shd w:fill="FFF9C4"/>
           </w:tcPr>
           <w:p/>
@@ -449,13 +449,13 @@
         <w:tblLook w:firstColumn="1" w:firstRow="1" w:lastColumn="0" w:lastRow="0" w:noHBand="0" w:noVBand="1" w:val="04A0"/>
       </w:tblPr>
       <w:tblGrid>
-        <w:gridCol w:w="4986"/>
-        <w:gridCol w:w="4986"/>
+        <w:gridCol w:w="6900"/>
+        <w:gridCol w:w="6900"/>
       </w:tblGrid>
       <w:tr>
         <w:tc>
           <w:tcPr>
-            <w:tcW w:type="dxa" w:w="3456"/>
+            <w:tcW w:type="dxa" w:w="3600"/>
             <w:shd w:fill="E6F4F1"/>
           </w:tcPr>
           <w:p>
@@ -470,7 +470,7 @@
         </w:tc>
         <w:tc>
           <w:tcPr>
-            <w:tcW w:type="dxa" w:w="5904"/>
+            <w:tcW w:type="dxa" w:w="11376"/>
             <w:shd w:fill="FFF9C4"/>
           </w:tcPr>
           <w:p/>
@@ -479,7 +479,7 @@
       <w:tr>
         <w:tc>
           <w:tcPr>
-            <w:tcW w:type="dxa" w:w="3456"/>
+            <w:tcW w:type="dxa" w:w="3600"/>
             <w:shd w:fill="E6F4F1"/>
           </w:tcPr>
           <w:p>
@@ -494,7 +494,7 @@
         </w:tc>
         <w:tc>
           <w:tcPr>
-            <w:tcW w:type="dxa" w:w="5904"/>
+            <w:tcW w:type="dxa" w:w="11376"/>
             <w:shd w:fill="FFF9C4"/>
           </w:tcPr>
           <w:p/>
@@ -503,7 +503,7 @@
       <w:tr>
         <w:tc>
           <w:tcPr>
-            <w:tcW w:type="dxa" w:w="3456"/>
+            <w:tcW w:type="dxa" w:w="3600"/>
             <w:shd w:fill="E6F4F1"/>
           </w:tcPr>
           <w:p>
@@ -518,7 +518,7 @@
         </w:tc>
         <w:tc>
           <w:tcPr>
-            <w:tcW w:type="dxa" w:w="5904"/>
+            <w:tcW w:type="dxa" w:w="11376"/>
             <w:shd w:fill="FFF9C4"/>
           </w:tcPr>
           <w:p/>
@@ -527,7 +527,7 @@
       <w:tr>
         <w:tc>
           <w:tcPr>
-            <w:tcW w:type="dxa" w:w="3456"/>
+            <w:tcW w:type="dxa" w:w="3600"/>
             <w:shd w:fill="E6F4F1"/>
           </w:tcPr>
           <w:p>
@@ -542,7 +542,7 @@
         </w:tc>
         <w:tc>
           <w:tcPr>
-            <w:tcW w:type="dxa" w:w="5904"/>
+            <w:tcW w:type="dxa" w:w="11376"/>
             <w:shd w:fill="FFF9C4"/>
           </w:tcPr>
           <w:p/>
@@ -569,13 +569,13 @@
         <w:tblLook w:firstColumn="1" w:firstRow="1" w:lastColumn="0" w:lastRow="0" w:noHBand="0" w:noVBand="1" w:val="04A0"/>
       </w:tblPr>
       <w:tblGrid>
-        <w:gridCol w:w="4986"/>
-        <w:gridCol w:w="4986"/>
+        <w:gridCol w:w="6900"/>
+        <w:gridCol w:w="6900"/>
       </w:tblGrid>
       <w:tr>
         <w:tc>
           <w:tcPr>
-            <w:tcW w:type="dxa" w:w="3456"/>
+            <w:tcW w:type="dxa" w:w="3600"/>
             <w:shd w:fill="E6F4F1"/>
           </w:tcPr>
           <w:p>
@@ -590,7 +590,7 @@
         </w:tc>
         <w:tc>
           <w:tcPr>
-            <w:tcW w:type="dxa" w:w="5904"/>
+            <w:tcW w:type="dxa" w:w="11376"/>
             <w:shd w:fill="FFF9C4"/>
           </w:tcPr>
           <w:p/>
@@ -599,7 +599,7 @@
       <w:tr>
         <w:tc>
           <w:tcPr>
-            <w:tcW w:type="dxa" w:w="3456"/>
+            <w:tcW w:type="dxa" w:w="3600"/>
             <w:shd w:fill="E6F4F1"/>
           </w:tcPr>
           <w:p>
@@ -614,7 +614,7 @@
         </w:tc>
         <w:tc>
           <w:tcPr>
-            <w:tcW w:type="dxa" w:w="5904"/>
+            <w:tcW w:type="dxa" w:w="11376"/>
             <w:shd w:fill="FFF9C4"/>
           </w:tcPr>
           <w:p/>
@@ -623,7 +623,7 @@
       <w:tr>
         <w:tc>
           <w:tcPr>
-            <w:tcW w:type="dxa" w:w="3456"/>
+            <w:tcW w:type="dxa" w:w="3600"/>
             <w:shd w:fill="E6F4F1"/>
           </w:tcPr>
           <w:p>
@@ -638,7 +638,7 @@
         </w:tc>
         <w:tc>
           <w:tcPr>
-            <w:tcW w:type="dxa" w:w="5904"/>
+            <w:tcW w:type="dxa" w:w="11376"/>
             <w:shd w:fill="FFF9C4"/>
           </w:tcPr>
           <w:p/>
@@ -647,7 +647,7 @@
       <w:tr>
         <w:tc>
           <w:tcPr>
-            <w:tcW w:type="dxa" w:w="3456"/>
+            <w:tcW w:type="dxa" w:w="3600"/>
             <w:shd w:fill="E6F4F1"/>
           </w:tcPr>
           <w:p>
@@ -662,7 +662,7 @@
         </w:tc>
         <w:tc>
           <w:tcPr>
-            <w:tcW w:type="dxa" w:w="5904"/>
+            <w:tcW w:type="dxa" w:w="11376"/>
             <w:shd w:fill="FFF9C4"/>
           </w:tcPr>
           <w:p/>
@@ -689,12 +689,12 @@
         <w:tblLook w:firstColumn="1" w:firstRow="1" w:lastColumn="0" w:lastRow="0" w:noHBand="0" w:noVBand="1" w:val="04A0"/>
       </w:tblPr>
       <w:tblGrid>
-        <w:gridCol w:w="9972"/>
+        <w:gridCol w:w="13800"/>
       </w:tblGrid>
       <w:tr>
         <w:tc>
           <w:tcPr>
-            <w:tcW w:type="dxa" w:w="9360"/>
+            <w:tcW w:type="dxa" w:w="14976"/>
             <w:shd w:fill="FFF9C4"/>
           </w:tcPr>
           <w:p/>
@@ -725,14 +725,14 @@
         <w:tblLook w:firstColumn="1" w:firstRow="1" w:lastColumn="0" w:lastRow="0" w:noHBand="0" w:noVBand="1" w:val="04A0"/>
       </w:tblPr>
       <w:tblGrid>
-        <w:gridCol w:w="3324"/>
-        <w:gridCol w:w="3324"/>
-        <w:gridCol w:w="3324"/>
+        <w:gridCol w:w="4600"/>
+        <w:gridCol w:w="4600"/>
+        <w:gridCol w:w="4600"/>
       </w:tblGrid>
       <w:tr>
         <w:tc>
           <w:tcPr>
-            <w:tcW w:type="dxa" w:w="3600"/>
+            <w:tcW w:type="dxa" w:w="5040"/>
             <w:shd w:fill="0F6E6E"/>
           </w:tcPr>
           <w:p>
@@ -748,7 +748,7 @@
         </w:tc>
         <w:tc>
           <w:tcPr>
-            <w:tcW w:type="dxa" w:w="2880"/>
+            <w:tcW w:type="dxa" w:w="5040"/>
             <w:shd w:fill="0F6E6E"/>
           </w:tcPr>
           <w:p>
@@ -764,7 +764,7 @@
         </w:tc>
         <w:tc>
           <w:tcPr>
-            <w:tcW w:type="dxa" w:w="2880"/>
+            <w:tcW w:type="dxa" w:w="4896"/>
             <w:shd w:fill="0F6E6E"/>
           </w:tcPr>
           <w:p>
@@ -782,7 +782,7 @@
       <w:tr>
         <w:tc>
           <w:tcPr>
-            <w:tcW w:type="dxa" w:w="3600"/>
+            <w:tcW w:type="dxa" w:w="5040"/>
           </w:tcPr>
           <w:p>
             <w:r>
@@ -795,7 +795,7 @@
         </w:tc>
         <w:tc>
           <w:tcPr>
-            <w:tcW w:type="dxa" w:w="2880"/>
+            <w:tcW w:type="dxa" w:w="5040"/>
             <w:shd w:fill="FFF9C4"/>
           </w:tcPr>
           <w:p>
@@ -808,7 +808,7 @@
         </w:tc>
         <w:tc>
           <w:tcPr>
-            <w:tcW w:type="dxa" w:w="2880"/>
+            <w:tcW w:type="dxa" w:w="4896"/>
             <w:shd w:fill="FFF9C4"/>
           </w:tcPr>
           <w:p>
@@ -823,7 +823,7 @@
       <w:tr>
         <w:tc>
           <w:tcPr>
-            <w:tcW w:type="dxa" w:w="3600"/>
+            <w:tcW w:type="dxa" w:w="5040"/>
             <w:shd w:fill="F1F8F7"/>
           </w:tcPr>
           <w:p>
@@ -837,7 +837,7 @@
         </w:tc>
         <w:tc>
           <w:tcPr>
-            <w:tcW w:type="dxa" w:w="2880"/>
+            <w:tcW w:type="dxa" w:w="5040"/>
             <w:shd w:fill="FFF9C4"/>
           </w:tcPr>
           <w:p>
@@ -850,7 +850,7 @@
         </w:tc>
         <w:tc>
           <w:tcPr>
-            <w:tcW w:type="dxa" w:w="2880"/>
+            <w:tcW w:type="dxa" w:w="4896"/>
             <w:shd w:fill="FFF9C4"/>
           </w:tcPr>
           <w:p>
@@ -865,7 +865,7 @@
       <w:tr>
         <w:tc>
           <w:tcPr>
-            <w:tcW w:type="dxa" w:w="3600"/>
+            <w:tcW w:type="dxa" w:w="5040"/>
           </w:tcPr>
           <w:p>
             <w:r>
@@ -878,7 +878,7 @@
         </w:tc>
         <w:tc>
           <w:tcPr>
-            <w:tcW w:type="dxa" w:w="2880"/>
+            <w:tcW w:type="dxa" w:w="5040"/>
             <w:shd w:fill="FFF9C4"/>
           </w:tcPr>
           <w:p>
@@ -891,7 +891,7 @@
         </w:tc>
         <w:tc>
           <w:tcPr>
-            <w:tcW w:type="dxa" w:w="2880"/>
+            <w:tcW w:type="dxa" w:w="4896"/>
             <w:shd w:fill="FFF9C4"/>
           </w:tcPr>
           <w:p>
@@ -906,7 +906,7 @@
       <w:tr>
         <w:tc>
           <w:tcPr>
-            <w:tcW w:type="dxa" w:w="3600"/>
+            <w:tcW w:type="dxa" w:w="5040"/>
             <w:shd w:fill="F1F8F7"/>
           </w:tcPr>
           <w:p>
@@ -920,7 +920,7 @@
         </w:tc>
         <w:tc>
           <w:tcPr>
-            <w:tcW w:type="dxa" w:w="2880"/>
+            <w:tcW w:type="dxa" w:w="5040"/>
             <w:shd w:fill="FFF9C4"/>
           </w:tcPr>
           <w:p>
@@ -933,7 +933,7 @@
         </w:tc>
         <w:tc>
           <w:tcPr>
-            <w:tcW w:type="dxa" w:w="2880"/>
+            <w:tcW w:type="dxa" w:w="4896"/>
             <w:shd w:fill="FFF9C4"/>
           </w:tcPr>
           <w:p>
@@ -964,7 +964,7 @@
         <w:rPr>
           <w:sz w:val="20"/>
         </w:rPr>
-        <w:t>Añada filas según sea necesario.</w:t>
+        <w:t>Añada filas según sea necesario (Tab en la última celda).</w:t>
       </w:r>
     </w:p>
     <w:tbl>
@@ -974,18 +974,18 @@
         <w:tblLook w:firstColumn="1" w:firstRow="1" w:lastColumn="0" w:lastRow="0" w:noHBand="0" w:noVBand="1" w:val="04A0"/>
       </w:tblPr>
       <w:tblGrid>
-        <w:gridCol w:w="1425"/>
-        <w:gridCol w:w="1425"/>
-        <w:gridCol w:w="1425"/>
-        <w:gridCol w:w="1425"/>
-        <w:gridCol w:w="1425"/>
-        <w:gridCol w:w="1425"/>
-        <w:gridCol w:w="1425"/>
+        <w:gridCol w:w="1971"/>
+        <w:gridCol w:w="1971"/>
+        <w:gridCol w:w="1971"/>
+        <w:gridCol w:w="1971"/>
+        <w:gridCol w:w="1971"/>
+        <w:gridCol w:w="1971"/>
+        <w:gridCol w:w="1971"/>
       </w:tblGrid>
       <w:tr>
         <w:tc>
           <w:tcPr>
-            <w:tcW w:type="dxa" w:w="864"/>
+            <w:tcW w:type="dxa" w:w="1152"/>
             <w:shd w:fill="0F6E6E"/>
           </w:tcPr>
           <w:p>
@@ -1001,7 +1001,7 @@
         </w:tc>
         <w:tc>
           <w:tcPr>
-            <w:tcW w:type="dxa" w:w="1368"/>
+            <w:tcW w:type="dxa" w:w="1872"/>
             <w:shd w:fill="0F6E6E"/>
           </w:tcPr>
           <w:p>
@@ -1017,7 +1017,7 @@
         </w:tc>
         <w:tc>
           <w:tcPr>
-            <w:tcW w:type="dxa" w:w="1296"/>
+            <w:tcW w:type="dxa" w:w="1728"/>
             <w:shd w:fill="0F6E6E"/>
           </w:tcPr>
           <w:p>
@@ -1033,7 +1033,7 @@
         </w:tc>
         <w:tc>
           <w:tcPr>
-            <w:tcW w:type="dxa" w:w="1440"/>
+            <w:tcW w:type="dxa" w:w="1872"/>
             <w:shd w:fill="0F6E6E"/>
           </w:tcPr>
           <w:p>
@@ -1049,7 +1049,7 @@
         </w:tc>
         <w:tc>
           <w:tcPr>
-            <w:tcW w:type="dxa" w:w="1728"/>
+            <w:tcW w:type="dxa" w:w="3600"/>
             <w:shd w:fill="0F6E6E"/>
           </w:tcPr>
           <w:p>
@@ -1065,7 +1065,7 @@
         </w:tc>
         <w:tc>
           <w:tcPr>
-            <w:tcW w:type="dxa" w:w="1368"/>
+            <w:tcW w:type="dxa" w:w="2160"/>
             <w:shd w:fill="0F6E6E"/>
           </w:tcPr>
           <w:p>
@@ -1081,7 +1081,7 @@
         </w:tc>
         <w:tc>
           <w:tcPr>
-            <w:tcW w:type="dxa" w:w="1296"/>
+            <w:tcW w:type="dxa" w:w="2592"/>
             <w:shd w:fill="0F6E6E"/>
           </w:tcPr>
           <w:p>
@@ -1099,7 +1099,7 @@
       <w:tr>
         <w:tc>
           <w:tcPr>
-            <w:tcW w:type="dxa" w:w="864"/>
+            <w:tcW w:type="dxa" w:w="1152"/>
           </w:tcPr>
           <w:p>
             <w:r>
@@ -1112,33 +1112,7 @@
         </w:tc>
         <w:tc>
           <w:tcPr>
-            <w:tcW w:type="dxa" w:w="1368"/>
-            <w:shd w:fill="FFF9C4"/>
-          </w:tcPr>
-          <w:p>
-            <w:r>
-              <w:rPr>
-                <w:sz w:val="20"/>
-              </w:rPr>
-            </w:r>
-          </w:p>
-        </w:tc>
-        <w:tc>
-          <w:tcPr>
-            <w:tcW w:type="dxa" w:w="1296"/>
-            <w:shd w:fill="FFF9C4"/>
-          </w:tcPr>
-          <w:p>
-            <w:r>
-              <w:rPr>
-                <w:sz w:val="20"/>
-              </w:rPr>
-            </w:r>
-          </w:p>
-        </w:tc>
-        <w:tc>
-          <w:tcPr>
-            <w:tcW w:type="dxa" w:w="1440"/>
+            <w:tcW w:type="dxa" w:w="1872"/>
             <w:shd w:fill="FFF9C4"/>
           </w:tcPr>
           <w:p>
@@ -1164,7 +1138,7 @@
         </w:tc>
         <w:tc>
           <w:tcPr>
-            <w:tcW w:type="dxa" w:w="1368"/>
+            <w:tcW w:type="dxa" w:w="1872"/>
             <w:shd w:fill="FFF9C4"/>
           </w:tcPr>
           <w:p>
@@ -1177,7 +1151,33 @@
         </w:tc>
         <w:tc>
           <w:tcPr>
-            <w:tcW w:type="dxa" w:w="1296"/>
+            <w:tcW w:type="dxa" w:w="3600"/>
+            <w:shd w:fill="FFF9C4"/>
+          </w:tcPr>
+          <w:p>
+            <w:r>
+              <w:rPr>
+                <w:sz w:val="20"/>
+              </w:rPr>
+            </w:r>
+          </w:p>
+        </w:tc>
+        <w:tc>
+          <w:tcPr>
+            <w:tcW w:type="dxa" w:w="2160"/>
+            <w:shd w:fill="FFF9C4"/>
+          </w:tcPr>
+          <w:p>
+            <w:r>
+              <w:rPr>
+                <w:sz w:val="20"/>
+              </w:rPr>
+            </w:r>
+          </w:p>
+        </w:tc>
+        <w:tc>
+          <w:tcPr>
+            <w:tcW w:type="dxa" w:w="2592"/>
             <w:shd w:fill="FFF9C4"/>
           </w:tcPr>
           <w:p>
@@ -1192,7 +1192,7 @@
       <w:tr>
         <w:tc>
           <w:tcPr>
-            <w:tcW w:type="dxa" w:w="864"/>
+            <w:tcW w:type="dxa" w:w="1152"/>
             <w:shd w:fill="F1F8F7"/>
           </w:tcPr>
           <w:p>
@@ -1206,33 +1206,7 @@
         </w:tc>
         <w:tc>
           <w:tcPr>
-            <w:tcW w:type="dxa" w:w="1368"/>
-            <w:shd w:fill="FFF9C4"/>
-          </w:tcPr>
-          <w:p>
-            <w:r>
-              <w:rPr>
-                <w:sz w:val="20"/>
-              </w:rPr>
-            </w:r>
-          </w:p>
-        </w:tc>
-        <w:tc>
-          <w:tcPr>
-            <w:tcW w:type="dxa" w:w="1296"/>
-            <w:shd w:fill="FFF9C4"/>
-          </w:tcPr>
-          <w:p>
-            <w:r>
-              <w:rPr>
-                <w:sz w:val="20"/>
-              </w:rPr>
-            </w:r>
-          </w:p>
-        </w:tc>
-        <w:tc>
-          <w:tcPr>
-            <w:tcW w:type="dxa" w:w="1440"/>
+            <w:tcW w:type="dxa" w:w="1872"/>
             <w:shd w:fill="FFF9C4"/>
           </w:tcPr>
           <w:p>
@@ -1258,7 +1232,7 @@
         </w:tc>
         <w:tc>
           <w:tcPr>
-            <w:tcW w:type="dxa" w:w="1368"/>
+            <w:tcW w:type="dxa" w:w="1872"/>
             <w:shd w:fill="FFF9C4"/>
           </w:tcPr>
           <w:p>
@@ -1271,7 +1245,33 @@
         </w:tc>
         <w:tc>
           <w:tcPr>
-            <w:tcW w:type="dxa" w:w="1296"/>
+            <w:tcW w:type="dxa" w:w="3600"/>
+            <w:shd w:fill="FFF9C4"/>
+          </w:tcPr>
+          <w:p>
+            <w:r>
+              <w:rPr>
+                <w:sz w:val="20"/>
+              </w:rPr>
+            </w:r>
+          </w:p>
+        </w:tc>
+        <w:tc>
+          <w:tcPr>
+            <w:tcW w:type="dxa" w:w="2160"/>
+            <w:shd w:fill="FFF9C4"/>
+          </w:tcPr>
+          <w:p>
+            <w:r>
+              <w:rPr>
+                <w:sz w:val="20"/>
+              </w:rPr>
+            </w:r>
+          </w:p>
+        </w:tc>
+        <w:tc>
+          <w:tcPr>
+            <w:tcW w:type="dxa" w:w="2592"/>
             <w:shd w:fill="FFF9C4"/>
           </w:tcPr>
           <w:p>
@@ -1286,7 +1286,7 @@
       <w:tr>
         <w:tc>
           <w:tcPr>
-            <w:tcW w:type="dxa" w:w="864"/>
+            <w:tcW w:type="dxa" w:w="1152"/>
           </w:tcPr>
           <w:p>
             <w:r>
@@ -1299,33 +1299,7 @@
         </w:tc>
         <w:tc>
           <w:tcPr>
-            <w:tcW w:type="dxa" w:w="1368"/>
-            <w:shd w:fill="FFF9C4"/>
-          </w:tcPr>
-          <w:p>
-            <w:r>
-              <w:rPr>
-                <w:sz w:val="20"/>
-              </w:rPr>
-            </w:r>
-          </w:p>
-        </w:tc>
-        <w:tc>
-          <w:tcPr>
-            <w:tcW w:type="dxa" w:w="1296"/>
-            <w:shd w:fill="FFF9C4"/>
-          </w:tcPr>
-          <w:p>
-            <w:r>
-              <w:rPr>
-                <w:sz w:val="20"/>
-              </w:rPr>
-            </w:r>
-          </w:p>
-        </w:tc>
-        <w:tc>
-          <w:tcPr>
-            <w:tcW w:type="dxa" w:w="1440"/>
+            <w:tcW w:type="dxa" w:w="1872"/>
             <w:shd w:fill="FFF9C4"/>
           </w:tcPr>
           <w:p>
@@ -1351,7 +1325,7 @@
         </w:tc>
         <w:tc>
           <w:tcPr>
-            <w:tcW w:type="dxa" w:w="1368"/>
+            <w:tcW w:type="dxa" w:w="1872"/>
             <w:shd w:fill="FFF9C4"/>
           </w:tcPr>
           <w:p>
@@ -1364,7 +1338,33 @@
         </w:tc>
         <w:tc>
           <w:tcPr>
-            <w:tcW w:type="dxa" w:w="1296"/>
+            <w:tcW w:type="dxa" w:w="3600"/>
+            <w:shd w:fill="FFF9C4"/>
+          </w:tcPr>
+          <w:p>
+            <w:r>
+              <w:rPr>
+                <w:sz w:val="20"/>
+              </w:rPr>
+            </w:r>
+          </w:p>
+        </w:tc>
+        <w:tc>
+          <w:tcPr>
+            <w:tcW w:type="dxa" w:w="2160"/>
+            <w:shd w:fill="FFF9C4"/>
+          </w:tcPr>
+          <w:p>
+            <w:r>
+              <w:rPr>
+                <w:sz w:val="20"/>
+              </w:rPr>
+            </w:r>
+          </w:p>
+        </w:tc>
+        <w:tc>
+          <w:tcPr>
+            <w:tcW w:type="dxa" w:w="2592"/>
             <w:shd w:fill="FFF9C4"/>
           </w:tcPr>
           <w:p>
@@ -1379,7 +1379,7 @@
       <w:tr>
         <w:tc>
           <w:tcPr>
-            <w:tcW w:type="dxa" w:w="864"/>
+            <w:tcW w:type="dxa" w:w="1152"/>
             <w:shd w:fill="F1F8F7"/>
           </w:tcPr>
           <w:p>
@@ -1393,33 +1393,7 @@
         </w:tc>
         <w:tc>
           <w:tcPr>
-            <w:tcW w:type="dxa" w:w="1368"/>
-            <w:shd w:fill="FFF9C4"/>
-          </w:tcPr>
-          <w:p>
-            <w:r>
-              <w:rPr>
-                <w:sz w:val="20"/>
-              </w:rPr>
-            </w:r>
-          </w:p>
-        </w:tc>
-        <w:tc>
-          <w:tcPr>
-            <w:tcW w:type="dxa" w:w="1296"/>
-            <w:shd w:fill="FFF9C4"/>
-          </w:tcPr>
-          <w:p>
-            <w:r>
-              <w:rPr>
-                <w:sz w:val="20"/>
-              </w:rPr>
-            </w:r>
-          </w:p>
-        </w:tc>
-        <w:tc>
-          <w:tcPr>
-            <w:tcW w:type="dxa" w:w="1440"/>
+            <w:tcW w:type="dxa" w:w="1872"/>
             <w:shd w:fill="FFF9C4"/>
           </w:tcPr>
           <w:p>
@@ -1445,7 +1419,7 @@
         </w:tc>
         <w:tc>
           <w:tcPr>
-            <w:tcW w:type="dxa" w:w="1368"/>
+            <w:tcW w:type="dxa" w:w="1872"/>
             <w:shd w:fill="FFF9C4"/>
           </w:tcPr>
           <w:p>
@@ -1458,7 +1432,33 @@
         </w:tc>
         <w:tc>
           <w:tcPr>
-            <w:tcW w:type="dxa" w:w="1296"/>
+            <w:tcW w:type="dxa" w:w="3600"/>
+            <w:shd w:fill="FFF9C4"/>
+          </w:tcPr>
+          <w:p>
+            <w:r>
+              <w:rPr>
+                <w:sz w:val="20"/>
+              </w:rPr>
+            </w:r>
+          </w:p>
+        </w:tc>
+        <w:tc>
+          <w:tcPr>
+            <w:tcW w:type="dxa" w:w="2160"/>
+            <w:shd w:fill="FFF9C4"/>
+          </w:tcPr>
+          <w:p>
+            <w:r>
+              <w:rPr>
+                <w:sz w:val="20"/>
+              </w:rPr>
+            </w:r>
+          </w:p>
+        </w:tc>
+        <w:tc>
+          <w:tcPr>
+            <w:tcW w:type="dxa" w:w="2592"/>
             <w:shd w:fill="FFF9C4"/>
           </w:tcPr>
           <w:p>
@@ -1473,7 +1473,7 @@
       <w:tr>
         <w:tc>
           <w:tcPr>
-            <w:tcW w:type="dxa" w:w="864"/>
+            <w:tcW w:type="dxa" w:w="1152"/>
           </w:tcPr>
           <w:p>
             <w:r>
@@ -1486,33 +1486,7 @@
         </w:tc>
         <w:tc>
           <w:tcPr>
-            <w:tcW w:type="dxa" w:w="1368"/>
-            <w:shd w:fill="FFF9C4"/>
-          </w:tcPr>
-          <w:p>
-            <w:r>
-              <w:rPr>
-                <w:sz w:val="20"/>
-              </w:rPr>
-            </w:r>
-          </w:p>
-        </w:tc>
-        <w:tc>
-          <w:tcPr>
-            <w:tcW w:type="dxa" w:w="1296"/>
-            <w:shd w:fill="FFF9C4"/>
-          </w:tcPr>
-          <w:p>
-            <w:r>
-              <w:rPr>
-                <w:sz w:val="20"/>
-              </w:rPr>
-            </w:r>
-          </w:p>
-        </w:tc>
-        <w:tc>
-          <w:tcPr>
-            <w:tcW w:type="dxa" w:w="1440"/>
+            <w:tcW w:type="dxa" w:w="1872"/>
             <w:shd w:fill="FFF9C4"/>
           </w:tcPr>
           <w:p>
@@ -1538,7 +1512,7 @@
         </w:tc>
         <w:tc>
           <w:tcPr>
-            <w:tcW w:type="dxa" w:w="1368"/>
+            <w:tcW w:type="dxa" w:w="1872"/>
             <w:shd w:fill="FFF9C4"/>
           </w:tcPr>
           <w:p>
@@ -1551,7 +1525,33 @@
         </w:tc>
         <w:tc>
           <w:tcPr>
-            <w:tcW w:type="dxa" w:w="1296"/>
+            <w:tcW w:type="dxa" w:w="3600"/>
+            <w:shd w:fill="FFF9C4"/>
+          </w:tcPr>
+          <w:p>
+            <w:r>
+              <w:rPr>
+                <w:sz w:val="20"/>
+              </w:rPr>
+            </w:r>
+          </w:p>
+        </w:tc>
+        <w:tc>
+          <w:tcPr>
+            <w:tcW w:type="dxa" w:w="2160"/>
+            <w:shd w:fill="FFF9C4"/>
+          </w:tcPr>
+          <w:p>
+            <w:r>
+              <w:rPr>
+                <w:sz w:val="20"/>
+              </w:rPr>
+            </w:r>
+          </w:p>
+        </w:tc>
+        <w:tc>
+          <w:tcPr>
+            <w:tcW w:type="dxa" w:w="2592"/>
             <w:shd w:fill="FFF9C4"/>
           </w:tcPr>
           <w:p>
@@ -1566,7 +1566,7 @@
       <w:tr>
         <w:tc>
           <w:tcPr>
-            <w:tcW w:type="dxa" w:w="864"/>
+            <w:tcW w:type="dxa" w:w="1152"/>
             <w:shd w:fill="F1F8F7"/>
           </w:tcPr>
           <w:p>
@@ -1580,33 +1580,7 @@
         </w:tc>
         <w:tc>
           <w:tcPr>
-            <w:tcW w:type="dxa" w:w="1368"/>
-            <w:shd w:fill="FFF9C4"/>
-          </w:tcPr>
-          <w:p>
-            <w:r>
-              <w:rPr>
-                <w:sz w:val="20"/>
-              </w:rPr>
-            </w:r>
-          </w:p>
-        </w:tc>
-        <w:tc>
-          <w:tcPr>
-            <w:tcW w:type="dxa" w:w="1296"/>
-            <w:shd w:fill="FFF9C4"/>
-          </w:tcPr>
-          <w:p>
-            <w:r>
-              <w:rPr>
-                <w:sz w:val="20"/>
-              </w:rPr>
-            </w:r>
-          </w:p>
-        </w:tc>
-        <w:tc>
-          <w:tcPr>
-            <w:tcW w:type="dxa" w:w="1440"/>
+            <w:tcW w:type="dxa" w:w="1872"/>
             <w:shd w:fill="FFF9C4"/>
           </w:tcPr>
           <w:p>
@@ -1632,7 +1606,7 @@
         </w:tc>
         <w:tc>
           <w:tcPr>
-            <w:tcW w:type="dxa" w:w="1368"/>
+            <w:tcW w:type="dxa" w:w="1872"/>
             <w:shd w:fill="FFF9C4"/>
           </w:tcPr>
           <w:p>
@@ -1645,7 +1619,33 @@
         </w:tc>
         <w:tc>
           <w:tcPr>
-            <w:tcW w:type="dxa" w:w="1296"/>
+            <w:tcW w:type="dxa" w:w="3600"/>
+            <w:shd w:fill="FFF9C4"/>
+          </w:tcPr>
+          <w:p>
+            <w:r>
+              <w:rPr>
+                <w:sz w:val="20"/>
+              </w:rPr>
+            </w:r>
+          </w:p>
+        </w:tc>
+        <w:tc>
+          <w:tcPr>
+            <w:tcW w:type="dxa" w:w="2160"/>
+            <w:shd w:fill="FFF9C4"/>
+          </w:tcPr>
+          <w:p>
+            <w:r>
+              <w:rPr>
+                <w:sz w:val="20"/>
+              </w:rPr>
+            </w:r>
+          </w:p>
+        </w:tc>
+        <w:tc>
+          <w:tcPr>
+            <w:tcW w:type="dxa" w:w="2592"/>
             <w:shd w:fill="FFF9C4"/>
           </w:tcPr>
           <w:p>
@@ -1660,7 +1660,7 @@
       <w:tr>
         <w:tc>
           <w:tcPr>
-            <w:tcW w:type="dxa" w:w="864"/>
+            <w:tcW w:type="dxa" w:w="1152"/>
           </w:tcPr>
           <w:p>
             <w:r>
@@ -1673,33 +1673,7 @@
         </w:tc>
         <w:tc>
           <w:tcPr>
-            <w:tcW w:type="dxa" w:w="1368"/>
-            <w:shd w:fill="FFF9C4"/>
-          </w:tcPr>
-          <w:p>
-            <w:r>
-              <w:rPr>
-                <w:sz w:val="20"/>
-              </w:rPr>
-            </w:r>
-          </w:p>
-        </w:tc>
-        <w:tc>
-          <w:tcPr>
-            <w:tcW w:type="dxa" w:w="1296"/>
-            <w:shd w:fill="FFF9C4"/>
-          </w:tcPr>
-          <w:p>
-            <w:r>
-              <w:rPr>
-                <w:sz w:val="20"/>
-              </w:rPr>
-            </w:r>
-          </w:p>
-        </w:tc>
-        <w:tc>
-          <w:tcPr>
-            <w:tcW w:type="dxa" w:w="1440"/>
+            <w:tcW w:type="dxa" w:w="1872"/>
             <w:shd w:fill="FFF9C4"/>
           </w:tcPr>
           <w:p>
@@ -1725,7 +1699,7 @@
         </w:tc>
         <w:tc>
           <w:tcPr>
-            <w:tcW w:type="dxa" w:w="1368"/>
+            <w:tcW w:type="dxa" w:w="1872"/>
             <w:shd w:fill="FFF9C4"/>
           </w:tcPr>
           <w:p>
@@ -1738,7 +1712,33 @@
         </w:tc>
         <w:tc>
           <w:tcPr>
-            <w:tcW w:type="dxa" w:w="1296"/>
+            <w:tcW w:type="dxa" w:w="3600"/>
+            <w:shd w:fill="FFF9C4"/>
+          </w:tcPr>
+          <w:p>
+            <w:r>
+              <w:rPr>
+                <w:sz w:val="20"/>
+              </w:rPr>
+            </w:r>
+          </w:p>
+        </w:tc>
+        <w:tc>
+          <w:tcPr>
+            <w:tcW w:type="dxa" w:w="2160"/>
+            <w:shd w:fill="FFF9C4"/>
+          </w:tcPr>
+          <w:p>
+            <w:r>
+              <w:rPr>
+                <w:sz w:val="20"/>
+              </w:rPr>
+            </w:r>
+          </w:p>
+        </w:tc>
+        <w:tc>
+          <w:tcPr>
+            <w:tcW w:type="dxa" w:w="2592"/>
             <w:shd w:fill="FFF9C4"/>
           </w:tcPr>
           <w:p>
@@ -1753,7 +1753,7 @@
       <w:tr>
         <w:tc>
           <w:tcPr>
-            <w:tcW w:type="dxa" w:w="864"/>
+            <w:tcW w:type="dxa" w:w="1152"/>
             <w:shd w:fill="F1F8F7"/>
           </w:tcPr>
           <w:p>
@@ -1767,33 +1767,7 @@
         </w:tc>
         <w:tc>
           <w:tcPr>
-            <w:tcW w:type="dxa" w:w="1368"/>
-            <w:shd w:fill="FFF9C4"/>
-          </w:tcPr>
-          <w:p>
-            <w:r>
-              <w:rPr>
-                <w:sz w:val="20"/>
-              </w:rPr>
-            </w:r>
-          </w:p>
-        </w:tc>
-        <w:tc>
-          <w:tcPr>
-            <w:tcW w:type="dxa" w:w="1296"/>
-            <w:shd w:fill="FFF9C4"/>
-          </w:tcPr>
-          <w:p>
-            <w:r>
-              <w:rPr>
-                <w:sz w:val="20"/>
-              </w:rPr>
-            </w:r>
-          </w:p>
-        </w:tc>
-        <w:tc>
-          <w:tcPr>
-            <w:tcW w:type="dxa" w:w="1440"/>
+            <w:tcW w:type="dxa" w:w="1872"/>
             <w:shd w:fill="FFF9C4"/>
           </w:tcPr>
           <w:p>
@@ -1819,7 +1793,7 @@
         </w:tc>
         <w:tc>
           <w:tcPr>
-            <w:tcW w:type="dxa" w:w="1368"/>
+            <w:tcW w:type="dxa" w:w="1872"/>
             <w:shd w:fill="FFF9C4"/>
           </w:tcPr>
           <w:p>
@@ -1832,7 +1806,33 @@
         </w:tc>
         <w:tc>
           <w:tcPr>
-            <w:tcW w:type="dxa" w:w="1296"/>
+            <w:tcW w:type="dxa" w:w="3600"/>
+            <w:shd w:fill="FFF9C4"/>
+          </w:tcPr>
+          <w:p>
+            <w:r>
+              <w:rPr>
+                <w:sz w:val="20"/>
+              </w:rPr>
+            </w:r>
+          </w:p>
+        </w:tc>
+        <w:tc>
+          <w:tcPr>
+            <w:tcW w:type="dxa" w:w="2160"/>
+            <w:shd w:fill="FFF9C4"/>
+          </w:tcPr>
+          <w:p>
+            <w:r>
+              <w:rPr>
+                <w:sz w:val="20"/>
+              </w:rPr>
+            </w:r>
+          </w:p>
+        </w:tc>
+        <w:tc>
+          <w:tcPr>
+            <w:tcW w:type="dxa" w:w="2592"/>
             <w:shd w:fill="FFF9C4"/>
           </w:tcPr>
           <w:p>
@@ -1847,7 +1847,7 @@
       <w:tr>
         <w:tc>
           <w:tcPr>
-            <w:tcW w:type="dxa" w:w="864"/>
+            <w:tcW w:type="dxa" w:w="1152"/>
           </w:tcPr>
           <w:p>
             <w:r>
@@ -1860,33 +1860,7 @@
         </w:tc>
         <w:tc>
           <w:tcPr>
-            <w:tcW w:type="dxa" w:w="1368"/>
-            <w:shd w:fill="FFF9C4"/>
-          </w:tcPr>
-          <w:p>
-            <w:r>
-              <w:rPr>
-                <w:sz w:val="20"/>
-              </w:rPr>
-            </w:r>
-          </w:p>
-        </w:tc>
-        <w:tc>
-          <w:tcPr>
-            <w:tcW w:type="dxa" w:w="1296"/>
-            <w:shd w:fill="FFF9C4"/>
-          </w:tcPr>
-          <w:p>
-            <w:r>
-              <w:rPr>
-                <w:sz w:val="20"/>
-              </w:rPr>
-            </w:r>
-          </w:p>
-        </w:tc>
-        <w:tc>
-          <w:tcPr>
-            <w:tcW w:type="dxa" w:w="1440"/>
+            <w:tcW w:type="dxa" w:w="1872"/>
             <w:shd w:fill="FFF9C4"/>
           </w:tcPr>
           <w:p>
@@ -1912,7 +1886,7 @@
         </w:tc>
         <w:tc>
           <w:tcPr>
-            <w:tcW w:type="dxa" w:w="1368"/>
+            <w:tcW w:type="dxa" w:w="1872"/>
             <w:shd w:fill="FFF9C4"/>
           </w:tcPr>
           <w:p>
@@ -1925,7 +1899,33 @@
         </w:tc>
         <w:tc>
           <w:tcPr>
-            <w:tcW w:type="dxa" w:w="1296"/>
+            <w:tcW w:type="dxa" w:w="3600"/>
+            <w:shd w:fill="FFF9C4"/>
+          </w:tcPr>
+          <w:p>
+            <w:r>
+              <w:rPr>
+                <w:sz w:val="20"/>
+              </w:rPr>
+            </w:r>
+          </w:p>
+        </w:tc>
+        <w:tc>
+          <w:tcPr>
+            <w:tcW w:type="dxa" w:w="2160"/>
+            <w:shd w:fill="FFF9C4"/>
+          </w:tcPr>
+          <w:p>
+            <w:r>
+              <w:rPr>
+                <w:sz w:val="20"/>
+              </w:rPr>
+            </w:r>
+          </w:p>
+        </w:tc>
+        <w:tc>
+          <w:tcPr>
+            <w:tcW w:type="dxa" w:w="2592"/>
             <w:shd w:fill="FFF9C4"/>
           </w:tcPr>
           <w:p>
@@ -1940,7 +1940,7 @@
       <w:tr>
         <w:tc>
           <w:tcPr>
-            <w:tcW w:type="dxa" w:w="864"/>
+            <w:tcW w:type="dxa" w:w="1152"/>
             <w:shd w:fill="F1F8F7"/>
           </w:tcPr>
           <w:p>
@@ -1954,33 +1954,7 @@
         </w:tc>
         <w:tc>
           <w:tcPr>
-            <w:tcW w:type="dxa" w:w="1368"/>
-            <w:shd w:fill="FFF9C4"/>
-          </w:tcPr>
-          <w:p>
-            <w:r>
-              <w:rPr>
-                <w:sz w:val="20"/>
-              </w:rPr>
-            </w:r>
-          </w:p>
-        </w:tc>
-        <w:tc>
-          <w:tcPr>
-            <w:tcW w:type="dxa" w:w="1296"/>
-            <w:shd w:fill="FFF9C4"/>
-          </w:tcPr>
-          <w:p>
-            <w:r>
-              <w:rPr>
-                <w:sz w:val="20"/>
-              </w:rPr>
-            </w:r>
-          </w:p>
-        </w:tc>
-        <w:tc>
-          <w:tcPr>
-            <w:tcW w:type="dxa" w:w="1440"/>
+            <w:tcW w:type="dxa" w:w="1872"/>
             <w:shd w:fill="FFF9C4"/>
           </w:tcPr>
           <w:p>
@@ -2006,7 +1980,7 @@
         </w:tc>
         <w:tc>
           <w:tcPr>
-            <w:tcW w:type="dxa" w:w="1368"/>
+            <w:tcW w:type="dxa" w:w="1872"/>
             <w:shd w:fill="FFF9C4"/>
           </w:tcPr>
           <w:p>
@@ -2019,7 +1993,33 @@
         </w:tc>
         <w:tc>
           <w:tcPr>
-            <w:tcW w:type="dxa" w:w="1296"/>
+            <w:tcW w:type="dxa" w:w="3600"/>
+            <w:shd w:fill="FFF9C4"/>
+          </w:tcPr>
+          <w:p>
+            <w:r>
+              <w:rPr>
+                <w:sz w:val="20"/>
+              </w:rPr>
+            </w:r>
+          </w:p>
+        </w:tc>
+        <w:tc>
+          <w:tcPr>
+            <w:tcW w:type="dxa" w:w="2160"/>
+            <w:shd w:fill="FFF9C4"/>
+          </w:tcPr>
+          <w:p>
+            <w:r>
+              <w:rPr>
+                <w:sz w:val="20"/>
+              </w:rPr>
+            </w:r>
+          </w:p>
+        </w:tc>
+        <w:tc>
+          <w:tcPr>
+            <w:tcW w:type="dxa" w:w="2592"/>
             <w:shd w:fill="FFF9C4"/>
           </w:tcPr>
           <w:p>
@@ -2065,12 +2065,12 @@
         <w:tblLook w:firstColumn="1" w:firstRow="1" w:lastColumn="0" w:lastRow="0" w:noHBand="0" w:noVBand="1" w:val="04A0"/>
       </w:tblPr>
       <w:tblGrid>
-        <w:gridCol w:w="9972"/>
+        <w:gridCol w:w="13800"/>
       </w:tblGrid>
       <w:tr>
         <w:tc>
           <w:tcPr>
-            <w:tcW w:type="dxa" w:w="9360"/>
+            <w:tcW w:type="dxa" w:w="14976"/>
             <w:shd w:fill="FFF9C4"/>
           </w:tcPr>
           <w:p/>
@@ -2100,12 +2100,12 @@
         <w:tblLook w:firstColumn="1" w:firstRow="1" w:lastColumn="0" w:lastRow="0" w:noHBand="0" w:noVBand="1" w:val="04A0"/>
       </w:tblPr>
       <w:tblGrid>
-        <w:gridCol w:w="9972"/>
+        <w:gridCol w:w="13800"/>
       </w:tblGrid>
       <w:tr>
         <w:tc>
           <w:tcPr>
-            <w:tcW w:type="dxa" w:w="9360"/>
+            <w:tcW w:type="dxa" w:w="14976"/>
             <w:shd w:fill="FFF9C4"/>
           </w:tcPr>
           <w:p/>
@@ -2135,12 +2135,12 @@
         <w:tblLook w:firstColumn="1" w:firstRow="1" w:lastColumn="0" w:lastRow="0" w:noHBand="0" w:noVBand="1" w:val="04A0"/>
       </w:tblPr>
       <w:tblGrid>
-        <w:gridCol w:w="9972"/>
+        <w:gridCol w:w="13800"/>
       </w:tblGrid>
       <w:tr>
         <w:tc>
           <w:tcPr>
-            <w:tcW w:type="dxa" w:w="9360"/>
+            <w:tcW w:type="dxa" w:w="14976"/>
             <w:shd w:fill="FFF9C4"/>
           </w:tcPr>
           <w:p/>
@@ -2171,12 +2171,12 @@
         <w:tblLook w:firstColumn="1" w:firstRow="1" w:lastColumn="0" w:lastRow="0" w:noHBand="0" w:noVBand="1" w:val="04A0"/>
       </w:tblPr>
       <w:tblGrid>
-        <w:gridCol w:w="9972"/>
+        <w:gridCol w:w="13800"/>
       </w:tblGrid>
       <w:tr>
         <w:tc>
           <w:tcPr>
-            <w:tcW w:type="dxa" w:w="9360"/>
+            <w:tcW w:type="dxa" w:w="14976"/>
             <w:shd w:fill="FFF9C4"/>
           </w:tcPr>
           <w:p/>
@@ -2207,12 +2207,12 @@
         <w:tblLook w:firstColumn="1" w:firstRow="1" w:lastColumn="0" w:lastRow="0" w:noHBand="0" w:noVBand="1" w:val="04A0"/>
       </w:tblPr>
       <w:tblGrid>
-        <w:gridCol w:w="9972"/>
+        <w:gridCol w:w="13800"/>
       </w:tblGrid>
       <w:tr>
         <w:tc>
           <w:tcPr>
-            <w:tcW w:type="dxa" w:w="9360"/>
+            <w:tcW w:type="dxa" w:w="14976"/>
             <w:shd w:fill="FFF9C4"/>
           </w:tcPr>
           <w:p/>
@@ -2236,19 +2236,6 @@
         <w:t>9. Firmas</w:t>
       </w:r>
     </w:p>
-    <w:p>
-      <w:pPr>
-        <w:spacing w:before="160" w:after="60"/>
-      </w:pPr>
-      <w:r>
-        <w:rPr>
-          <w:b/>
-          <w:color w:val="0F172A"/>
-          <w:sz w:val="24"/>
-        </w:rPr>
-        <w:t>Auditor Responsable</w:t>
-      </w:r>
-    </w:p>
     <w:tbl>
       <w:tblPr>
         <w:tblW w:type="auto" w:w="0"/>
@@ -2256,222 +2243,254 @@
         <w:tblLook w:firstColumn="1" w:firstRow="1" w:lastColumn="0" w:lastRow="0" w:noHBand="0" w:noVBand="1" w:val="04A0"/>
       </w:tblPr>
       <w:tblGrid>
-        <w:gridCol w:w="4986"/>
-        <w:gridCol w:w="4986"/>
+        <w:gridCol w:w="6900"/>
+        <w:gridCol w:w="6900"/>
       </w:tblGrid>
       <w:tr>
         <w:tc>
           <w:tcPr>
-            <w:tcW w:type="dxa" w:w="3456"/>
-            <w:shd w:fill="E6F4F1"/>
+            <w:tcW w:type="dxa" w:w="7344"/>
           </w:tcPr>
           <w:p>
             <w:r>
               <w:rPr>
                 <w:b/>
-                <w:sz w:val="21"/>
+                <w:color w:val="0F172A"/>
+                <w:sz w:val="24"/>
               </w:rPr>
-              <w:t>Firma</w:t>
+              <w:t>Auditor Responsable</w:t>
             </w:r>
           </w:p>
+          <w:tbl>
+            <w:tblPr>
+              <w:tblW w:type="auto" w:w="0"/>
+              <w:tblLayout w:type="fixed"/>
+              <w:tblLook w:firstColumn="1" w:firstRow="1" w:lastColumn="0" w:lastRow="0" w:noHBand="0" w:noVBand="1" w:val="04A0"/>
+            </w:tblPr>
+            <w:tblGrid>
+              <w:gridCol w:w="3672"/>
+              <w:gridCol w:w="3672"/>
+            </w:tblGrid>
+            <w:tr>
+              <w:tc>
+                <w:tcPr>
+                  <w:tcW w:type="dxa" w:w="1872"/>
+                  <w:shd w:fill="E6F4F1"/>
+                </w:tcPr>
+                <w:p>
+                  <w:r>
+                    <w:rPr>
+                      <w:b/>
+                      <w:sz w:val="21"/>
+                    </w:rPr>
+                    <w:t>Firma</w:t>
+                  </w:r>
+                </w:p>
+              </w:tc>
+              <w:tc>
+                <w:tcPr>
+                  <w:tcW w:type="dxa" w:w="5328"/>
+                  <w:shd w:fill="FFF9C4"/>
+                </w:tcPr>
+                <w:p/>
+              </w:tc>
+            </w:tr>
+            <w:tr>
+              <w:tc>
+                <w:tcPr>
+                  <w:tcW w:type="dxa" w:w="1872"/>
+                  <w:shd w:fill="E6F4F1"/>
+                </w:tcPr>
+                <w:p>
+                  <w:r>
+                    <w:rPr>
+                      <w:b/>
+                      <w:sz w:val="21"/>
+                    </w:rPr>
+                    <w:t>Nombre</w:t>
+                  </w:r>
+                </w:p>
+              </w:tc>
+              <w:tc>
+                <w:tcPr>
+                  <w:tcW w:type="dxa" w:w="5328"/>
+                  <w:shd w:fill="FFF9C4"/>
+                </w:tcPr>
+                <w:p/>
+              </w:tc>
+            </w:tr>
+            <w:tr>
+              <w:tc>
+                <w:tcPr>
+                  <w:tcW w:type="dxa" w:w="1872"/>
+                  <w:shd w:fill="E6F4F1"/>
+                </w:tcPr>
+                <w:p>
+                  <w:r>
+                    <w:rPr>
+                      <w:b/>
+                      <w:sz w:val="21"/>
+                    </w:rPr>
+                    <w:t>Título</w:t>
+                  </w:r>
+                </w:p>
+              </w:tc>
+              <w:tc>
+                <w:tcPr>
+                  <w:tcW w:type="dxa" w:w="5328"/>
+                  <w:shd w:fill="FFF9C4"/>
+                </w:tcPr>
+                <w:p/>
+              </w:tc>
+            </w:tr>
+            <w:tr>
+              <w:tc>
+                <w:tcPr>
+                  <w:tcW w:type="dxa" w:w="1872"/>
+                  <w:shd w:fill="E6F4F1"/>
+                </w:tcPr>
+                <w:p>
+                  <w:r>
+                    <w:rPr>
+                      <w:b/>
+                      <w:sz w:val="21"/>
+                    </w:rPr>
+                    <w:t>Fecha</w:t>
+                  </w:r>
+                </w:p>
+              </w:tc>
+              <w:tc>
+                <w:tcPr>
+                  <w:tcW w:type="dxa" w:w="5328"/>
+                  <w:shd w:fill="FFF9C4"/>
+                </w:tcPr>
+                <w:p/>
+              </w:tc>
+            </w:tr>
+          </w:tbl>
+          <w:p/>
         </w:tc>
         <w:tc>
           <w:tcPr>
-            <w:tcW w:type="dxa" w:w="5904"/>
-            <w:shd w:fill="FFF9C4"/>
-          </w:tcPr>
-          <w:p/>
-        </w:tc>
-      </w:tr>
-      <w:tr>
-        <w:tc>
-          <w:tcPr>
-            <w:tcW w:type="dxa" w:w="3456"/>
-            <w:shd w:fill="E6F4F1"/>
+            <w:tcW w:type="dxa" w:w="7344"/>
           </w:tcPr>
           <w:p>
             <w:r>
               <w:rPr>
                 <w:b/>
-                <w:sz w:val="21"/>
+                <w:color w:val="0F172A"/>
+                <w:sz w:val="24"/>
               </w:rPr>
-              <w:t>Nombre</w:t>
+              <w:t>Representante del Proveedor Auditado</w:t>
             </w:r>
           </w:p>
-        </w:tc>
-        <w:tc>
-          <w:tcPr>
-            <w:tcW w:type="dxa" w:w="5904"/>
-            <w:shd w:fill="FFF9C4"/>
-          </w:tcPr>
-          <w:p/>
-        </w:tc>
-      </w:tr>
-      <w:tr>
-        <w:tc>
-          <w:tcPr>
-            <w:tcW w:type="dxa" w:w="3456"/>
-            <w:shd w:fill="E6F4F1"/>
-          </w:tcPr>
-          <w:p>
-            <w:r>
-              <w:rPr>
-                <w:b/>
-                <w:sz w:val="21"/>
-              </w:rPr>
-              <w:t>Título</w:t>
-            </w:r>
-          </w:p>
-        </w:tc>
-        <w:tc>
-          <w:tcPr>
-            <w:tcW w:type="dxa" w:w="5904"/>
-            <w:shd w:fill="FFF9C4"/>
-          </w:tcPr>
-          <w:p/>
-        </w:tc>
-      </w:tr>
-      <w:tr>
-        <w:tc>
-          <w:tcPr>
-            <w:tcW w:type="dxa" w:w="3456"/>
-            <w:shd w:fill="E6F4F1"/>
-          </w:tcPr>
-          <w:p>
-            <w:r>
-              <w:rPr>
-                <w:b/>
-                <w:sz w:val="21"/>
-              </w:rPr>
-              <w:t>Fecha</w:t>
-            </w:r>
-          </w:p>
-        </w:tc>
-        <w:tc>
-          <w:tcPr>
-            <w:tcW w:type="dxa" w:w="5904"/>
-            <w:shd w:fill="FFF9C4"/>
-          </w:tcPr>
-          <w:p/>
-        </w:tc>
-      </w:tr>
-    </w:tbl>
-    <w:p>
-      <w:pPr>
-        <w:spacing w:before="160" w:after="60"/>
-      </w:pPr>
-      <w:r>
-        <w:rPr>
-          <w:b/>
-          <w:color w:val="0F172A"/>
-          <w:sz w:val="24"/>
-        </w:rPr>
-        <w:t>Representante del Proveedor Auditado</w:t>
-      </w:r>
-    </w:p>
-    <w:tbl>
-      <w:tblPr>
-        <w:tblW w:type="auto" w:w="0"/>
-        <w:tblLayout w:type="fixed"/>
-        <w:tblLook w:firstColumn="1" w:firstRow="1" w:lastColumn="0" w:lastRow="0" w:noHBand="0" w:noVBand="1" w:val="04A0"/>
-      </w:tblPr>
-      <w:tblGrid>
-        <w:gridCol w:w="4986"/>
-        <w:gridCol w:w="4986"/>
-      </w:tblGrid>
-      <w:tr>
-        <w:tc>
-          <w:tcPr>
-            <w:tcW w:type="dxa" w:w="3456"/>
-            <w:shd w:fill="E6F4F1"/>
-          </w:tcPr>
-          <w:p>
-            <w:r>
-              <w:rPr>
-                <w:b/>
-                <w:sz w:val="21"/>
-              </w:rPr>
-              <w:t>Firma</w:t>
-            </w:r>
-          </w:p>
-        </w:tc>
-        <w:tc>
-          <w:tcPr>
-            <w:tcW w:type="dxa" w:w="5904"/>
-            <w:shd w:fill="FFF9C4"/>
-          </w:tcPr>
-          <w:p/>
-        </w:tc>
-      </w:tr>
-      <w:tr>
-        <w:tc>
-          <w:tcPr>
-            <w:tcW w:type="dxa" w:w="3456"/>
-            <w:shd w:fill="E6F4F1"/>
-          </w:tcPr>
-          <w:p>
-            <w:r>
-              <w:rPr>
-                <w:b/>
-                <w:sz w:val="21"/>
-              </w:rPr>
-              <w:t>Nombre</w:t>
-            </w:r>
-          </w:p>
-        </w:tc>
-        <w:tc>
-          <w:tcPr>
-            <w:tcW w:type="dxa" w:w="5904"/>
-            <w:shd w:fill="FFF9C4"/>
-          </w:tcPr>
-          <w:p/>
-        </w:tc>
-      </w:tr>
-      <w:tr>
-        <w:tc>
-          <w:tcPr>
-            <w:tcW w:type="dxa" w:w="3456"/>
-            <w:shd w:fill="E6F4F1"/>
-          </w:tcPr>
-          <w:p>
-            <w:r>
-              <w:rPr>
-                <w:b/>
-                <w:sz w:val="21"/>
-              </w:rPr>
-              <w:t>Título</w:t>
-            </w:r>
-          </w:p>
-        </w:tc>
-        <w:tc>
-          <w:tcPr>
-            <w:tcW w:type="dxa" w:w="5904"/>
-            <w:shd w:fill="FFF9C4"/>
-          </w:tcPr>
-          <w:p/>
-        </w:tc>
-      </w:tr>
-      <w:tr>
-        <w:tc>
-          <w:tcPr>
-            <w:tcW w:type="dxa" w:w="3456"/>
-            <w:shd w:fill="E6F4F1"/>
-          </w:tcPr>
-          <w:p>
-            <w:r>
-              <w:rPr>
-                <w:b/>
-                <w:sz w:val="21"/>
-              </w:rPr>
-              <w:t>Fecha</w:t>
-            </w:r>
-          </w:p>
-        </w:tc>
-        <w:tc>
-          <w:tcPr>
-            <w:tcW w:type="dxa" w:w="5904"/>
-            <w:shd w:fill="FFF9C4"/>
-          </w:tcPr>
+          <w:tbl>
+            <w:tblPr>
+              <w:tblW w:type="auto" w:w="0"/>
+              <w:tblLayout w:type="fixed"/>
+              <w:tblLook w:firstColumn="1" w:firstRow="1" w:lastColumn="0" w:lastRow="0" w:noHBand="0" w:noVBand="1" w:val="04A0"/>
+            </w:tblPr>
+            <w:tblGrid>
+              <w:gridCol w:w="3672"/>
+              <w:gridCol w:w="3672"/>
+            </w:tblGrid>
+            <w:tr>
+              <w:tc>
+                <w:tcPr>
+                  <w:tcW w:type="dxa" w:w="1872"/>
+                  <w:shd w:fill="E6F4F1"/>
+                </w:tcPr>
+                <w:p>
+                  <w:r>
+                    <w:rPr>
+                      <w:b/>
+                      <w:sz w:val="21"/>
+                    </w:rPr>
+                    <w:t>Firma</w:t>
+                  </w:r>
+                </w:p>
+              </w:tc>
+              <w:tc>
+                <w:tcPr>
+                  <w:tcW w:type="dxa" w:w="5328"/>
+                  <w:shd w:fill="FFF9C4"/>
+                </w:tcPr>
+                <w:p/>
+              </w:tc>
+            </w:tr>
+            <w:tr>
+              <w:tc>
+                <w:tcPr>
+                  <w:tcW w:type="dxa" w:w="1872"/>
+                  <w:shd w:fill="E6F4F1"/>
+                </w:tcPr>
+                <w:p>
+                  <w:r>
+                    <w:rPr>
+                      <w:b/>
+                      <w:sz w:val="21"/>
+                    </w:rPr>
+                    <w:t>Nombre</w:t>
+                  </w:r>
+                </w:p>
+              </w:tc>
+              <w:tc>
+                <w:tcPr>
+                  <w:tcW w:type="dxa" w:w="5328"/>
+                  <w:shd w:fill="FFF9C4"/>
+                </w:tcPr>
+                <w:p/>
+              </w:tc>
+            </w:tr>
+            <w:tr>
+              <w:tc>
+                <w:tcPr>
+                  <w:tcW w:type="dxa" w:w="1872"/>
+                  <w:shd w:fill="E6F4F1"/>
+                </w:tcPr>
+                <w:p>
+                  <w:r>
+                    <w:rPr>
+                      <w:b/>
+                      <w:sz w:val="21"/>
+                    </w:rPr>
+                    <w:t>Título</w:t>
+                  </w:r>
+                </w:p>
+              </w:tc>
+              <w:tc>
+                <w:tcPr>
+                  <w:tcW w:type="dxa" w:w="5328"/>
+                  <w:shd w:fill="FFF9C4"/>
+                </w:tcPr>
+                <w:p/>
+              </w:tc>
+            </w:tr>
+            <w:tr>
+              <w:tc>
+                <w:tcPr>
+                  <w:tcW w:type="dxa" w:w="1872"/>
+                  <w:shd w:fill="E6F4F1"/>
+                </w:tcPr>
+                <w:p>
+                  <w:r>
+                    <w:rPr>
+                      <w:b/>
+                      <w:sz w:val="21"/>
+                    </w:rPr>
+                    <w:t>Fecha</w:t>
+                  </w:r>
+                </w:p>
+              </w:tc>
+              <w:tc>
+                <w:tcPr>
+                  <w:tcW w:type="dxa" w:w="5328"/>
+                  <w:shd w:fill="FFF9C4"/>
+                </w:tcPr>
+                <w:p/>
+              </w:tc>
+            </w:tr>
+          </w:tbl>
           <w:p/>
         </w:tc>
       </w:tr>
@@ -2485,12 +2504,12 @@
           <w:i/>
           <w:color w:val="555555"/>
         </w:rPr>
-        <w:t>Fin de la plantilla · guarde cada informe completado como [Proveedor]_[YYYY-MM]_InformeAuditoria.docx</w:t>
+        <w:t>Fin de la plantilla · Formato horizontal · guarde como [Proveedor]_[YYYY-MM]_InformeAuditoria.docx</w:t>
       </w:r>
     </w:p>
     <w:sectPr>
-      <w:pgSz w:w="12240" w:h="15840"/>
-      <w:pgMar w:top="1020" w:right="1134" w:bottom="1020" w:left="1134" w:header="720" w:footer="720" w:gutter="0"/>
+      <w:pgSz w:w="15840" w:h="12240" w:orient="landscape"/>
+      <w:pgMar w:top="907" w:right="1020" w:bottom="907" w:left="1020" w:header="720" w:footer="720" w:gutter="0"/>
       <w:cols w:space="720"/>
       <w:docGrid w:linePitch="360"/>
     </w:sectPr>

--- a/docs/Standard_Audit_Report_Template_ES.docx
+++ b/docs/Standard_Audit_Report_Template_ES.docx
@@ -3,717 +3,646 @@
 <w:document xmlns:wpc="http://schemas.microsoft.com/office/word/2010/wordprocessingCanvas" xmlns:mo="http://schemas.microsoft.com/office/mac/office/2008/main" xmlns:mc="http://schemas.openxmlformats.org/markup-compatibility/2006" xmlns:mv="urn:schemas-microsoft-com:mac:vml" xmlns:o="urn:schemas-microsoft-com:office:office" xmlns:r="http://schemas.openxmlformats.org/officeDocument/2006/relationships" xmlns:m="http://schemas.openxmlformats.org/officeDocument/2006/math" xmlns:v="urn:schemas-microsoft-com:vml" xmlns:wp14="http://schemas.microsoft.com/office/word/2010/wordprocessingDrawing" xmlns:wp="http://schemas.openxmlformats.org/drawingml/2006/wordprocessingDrawing" xmlns:w10="urn:schemas-microsoft-com:office:word" xmlns:w="http://schemas.openxmlformats.org/wordprocessingml/2006/main" xmlns:w14="http://schemas.microsoft.com/office/word/2010/wordml" xmlns:wpg="http://schemas.microsoft.com/office/word/2010/wordprocessingGroup" xmlns:wpi="http://schemas.microsoft.com/office/word/2010/wordprocessingInk" xmlns:wne="http://schemas.microsoft.com/office/word/2006/wordml" xmlns:wps="http://schemas.microsoft.com/office/word/2010/wordprocessingShape" mc:Ignorable="w14 wp14">
   <w:body>
     <w:p>
+      <w:pPr>
+        <w:spacing w:after="40"/>
+      </w:pPr>
       <w:r>
         <w:rPr>
           <w:b/>
           <w:color w:val="0F172A"/>
-          <w:sz w:val="52"/>
+          <w:sz w:val="48"/>
         </w:rPr>
         <w:t>Standard Audit Report Template</w:t>
       </w:r>
     </w:p>
     <w:p>
       <w:pPr>
-        <w:spacing w:after="240"/>
-      </w:pPr>
-      <w:r>
-        <w:rPr>
-          <w:i/>
-          <w:color w:val="555555"/>
-          <w:sz w:val="22"/>
-        </w:rPr>
-        <w:t>HealthProMed  ·  Departamento de Codificación y CDI  ·  Plantilla estándar de informe de auditoría  ·  Formato horizontal</w:t>
-      </w:r>
-    </w:p>
-    <w:p>
-      <w:r>
-        <w:rPr>
-          <w:sz w:val="20"/>
-        </w:rPr>
-        <w:t>Complete las celdas amarillas para cada auditoría. Guarde cada informe como [Proveedor]_[YYYY-MM]_InformeAuditoria.docx.</w:t>
-      </w:r>
-    </w:p>
-    <w:p>
-      <w:pPr>
-        <w:spacing w:before="280" w:after="120"/>
+        <w:spacing w:before="320" w:after="120"/>
       </w:pPr>
       <w:r>
         <w:rPr>
           <w:b/>
           <w:color w:val="0F6E6E"/>
-          <w:sz w:val="30"/>
+          <w:sz w:val="28"/>
         </w:rPr>
         <w:t>1. Portada del informe</w:t>
       </w:r>
     </w:p>
-    <w:tbl>
-      <w:tblPr>
-        <w:tblW w:type="auto" w:w="0"/>
-        <w:tblLayout w:type="fixed"/>
-        <w:tblLook w:firstColumn="1" w:firstRow="1" w:lastColumn="0" w:lastRow="0" w:noHBand="0" w:noVBand="1" w:val="04A0"/>
-      </w:tblPr>
-      <w:tblGrid>
-        <w:gridCol w:w="6900"/>
-        <w:gridCol w:w="6900"/>
-      </w:tblGrid>
-      <w:tr>
-        <w:tc>
-          <w:tcPr>
-            <w:tcW w:type="dxa" w:w="3600"/>
-            <w:shd w:fill="E6F4F1"/>
-          </w:tcPr>
-          <w:p>
-            <w:r>
-              <w:rPr>
-                <w:b/>
-                <w:sz w:val="21"/>
-              </w:rPr>
-              <w:t>Nombre del Proveedor Auditado</w:t>
-            </w:r>
-          </w:p>
-        </w:tc>
-        <w:tc>
-          <w:tcPr>
-            <w:tcW w:type="dxa" w:w="11376"/>
-            <w:shd w:fill="FFF9C4"/>
-          </w:tcPr>
-          <w:p/>
-        </w:tc>
-      </w:tr>
-      <w:tr>
-        <w:tc>
-          <w:tcPr>
-            <w:tcW w:type="dxa" w:w="3600"/>
-            <w:shd w:fill="E6F4F1"/>
-          </w:tcPr>
-          <w:p>
-            <w:r>
-              <w:rPr>
-                <w:b/>
-                <w:sz w:val="21"/>
-              </w:rPr>
-              <w:t>Número de Proveedor / ID</w:t>
-            </w:r>
-          </w:p>
-        </w:tc>
-        <w:tc>
-          <w:tcPr>
-            <w:tcW w:type="dxa" w:w="11376"/>
-            <w:shd w:fill="FFF9C4"/>
-          </w:tcPr>
-          <w:p/>
-        </w:tc>
-      </w:tr>
-      <w:tr>
-        <w:tc>
-          <w:tcPr>
-            <w:tcW w:type="dxa" w:w="3600"/>
-            <w:shd w:fill="E6F4F1"/>
-          </w:tcPr>
-          <w:p>
-            <w:r>
-              <w:rPr>
-                <w:b/>
-                <w:sz w:val="21"/>
-              </w:rPr>
-              <w:t>Tipo de Auditoría</w:t>
-            </w:r>
-          </w:p>
-        </w:tc>
-        <w:tc>
-          <w:tcPr>
-            <w:tcW w:type="dxa" w:w="11376"/>
-            <w:shd w:fill="FFF9C4"/>
-          </w:tcPr>
-          <w:p/>
-        </w:tc>
-      </w:tr>
-      <w:tr>
-        <w:tc>
-          <w:tcPr>
-            <w:tcW w:type="dxa" w:w="3600"/>
-            <w:shd w:fill="E6F4F1"/>
-          </w:tcPr>
-          <w:p>
-            <w:r>
-              <w:rPr>
-                <w:b/>
-                <w:sz w:val="21"/>
-              </w:rPr>
-              <w:t>Periodo Auditado — Desde</w:t>
-            </w:r>
-          </w:p>
-        </w:tc>
-        <w:tc>
-          <w:tcPr>
-            <w:tcW w:type="dxa" w:w="11376"/>
-            <w:shd w:fill="FFF9C4"/>
-          </w:tcPr>
-          <w:p/>
-        </w:tc>
-      </w:tr>
-      <w:tr>
-        <w:tc>
-          <w:tcPr>
-            <w:tcW w:type="dxa" w:w="3600"/>
-            <w:shd w:fill="E6F4F1"/>
-          </w:tcPr>
-          <w:p>
-            <w:r>
-              <w:rPr>
-                <w:b/>
-                <w:sz w:val="21"/>
-              </w:rPr>
-              <w:t>Periodo Auditado — Hasta</w:t>
-            </w:r>
-          </w:p>
-        </w:tc>
-        <w:tc>
-          <w:tcPr>
-            <w:tcW w:type="dxa" w:w="11376"/>
-            <w:shd w:fill="FFF9C4"/>
-          </w:tcPr>
-          <w:p/>
-        </w:tc>
-      </w:tr>
-      <w:tr>
-        <w:tc>
-          <w:tcPr>
-            <w:tcW w:type="dxa" w:w="3600"/>
-            <w:shd w:fill="E6F4F1"/>
-          </w:tcPr>
-          <w:p>
-            <w:r>
-              <w:rPr>
-                <w:b/>
-                <w:sz w:val="21"/>
-              </w:rPr>
-              <w:t>Fecha de Emisión del Informe</w:t>
-            </w:r>
-          </w:p>
-        </w:tc>
-        <w:tc>
-          <w:tcPr>
-            <w:tcW w:type="dxa" w:w="11376"/>
-            <w:shd w:fill="FFF9C4"/>
-          </w:tcPr>
-          <w:p/>
-        </w:tc>
-      </w:tr>
-      <w:tr>
-        <w:tc>
-          <w:tcPr>
-            <w:tcW w:type="dxa" w:w="3600"/>
-            <w:shd w:fill="E6F4F1"/>
-          </w:tcPr>
-          <w:p>
-            <w:r>
-              <w:rPr>
-                <w:b/>
-                <w:sz w:val="21"/>
-              </w:rPr>
-              <w:t>Auditor Responsable</w:t>
-            </w:r>
-          </w:p>
-        </w:tc>
-        <w:tc>
-          <w:tcPr>
-            <w:tcW w:type="dxa" w:w="11376"/>
-            <w:shd w:fill="FFF9C4"/>
-          </w:tcPr>
-          <w:p/>
-        </w:tc>
-      </w:tr>
-    </w:tbl>
     <w:p>
       <w:pPr>
-        <w:spacing w:before="280" w:after="120"/>
+        <w:spacing w:after="120"/>
+      </w:pPr>
+      <w:r>
+        <w:rPr>
+          <w:b/>
+          <w:color w:val="0F172A"/>
+          <w:sz w:val="22"/>
+        </w:rPr>
+        <w:t xml:space="preserve">Nombre del Proveedor Auditado: </w:t>
+      </w:r>
+      <w:r>
+        <w:rPr>
+          <w:color w:val="0F172A"/>
+          <w:sz w:val="22"/>
+        </w:rPr>
+        <w:t>__________________________________________________</w:t>
+      </w:r>
+    </w:p>
+    <w:p>
+      <w:pPr>
+        <w:spacing w:after="120"/>
+      </w:pPr>
+      <w:r>
+        <w:rPr>
+          <w:b/>
+          <w:color w:val="0F172A"/>
+          <w:sz w:val="22"/>
+        </w:rPr>
+        <w:t xml:space="preserve">Número de Proveedor / ID: </w:t>
+      </w:r>
+      <w:r>
+        <w:rPr>
+          <w:color w:val="0F172A"/>
+          <w:sz w:val="22"/>
+        </w:rPr>
+        <w:t>__________________________________________________</w:t>
+      </w:r>
+    </w:p>
+    <w:p>
+      <w:pPr>
+        <w:spacing w:after="120"/>
+      </w:pPr>
+      <w:r>
+        <w:rPr>
+          <w:b/>
+          <w:color w:val="0F172A"/>
+          <w:sz w:val="22"/>
+        </w:rPr>
+        <w:t xml:space="preserve">Tipo de Auditoría: </w:t>
+      </w:r>
+      <w:r>
+        <w:rPr>
+          <w:color w:val="0F172A"/>
+          <w:sz w:val="22"/>
+        </w:rPr>
+        <w:t>_______________________________________________________</w:t>
+      </w:r>
+    </w:p>
+    <w:p>
+      <w:pPr>
+        <w:spacing w:after="120"/>
+      </w:pPr>
+      <w:r>
+        <w:rPr>
+          <w:b/>
+          <w:color w:val="0F172A"/>
+          <w:sz w:val="22"/>
+        </w:rPr>
+        <w:t xml:space="preserve">Periodo Auditado:  </w:t>
+      </w:r>
+      <w:r>
+        <w:rPr>
+          <w:b/>
+          <w:color w:val="0F6E6E"/>
+          <w:sz w:val="22"/>
+        </w:rPr>
+        <w:t xml:space="preserve">Desde </w:t>
+      </w:r>
+      <w:r>
+        <w:rPr>
+          <w:color w:val="0F172A"/>
+          <w:sz w:val="22"/>
+        </w:rPr>
+        <w:t xml:space="preserve">__/__/______   </w:t>
+      </w:r>
+      <w:r>
+        <w:rPr>
+          <w:b/>
+          <w:color w:val="0F6E6E"/>
+          <w:sz w:val="22"/>
+        </w:rPr>
+        <w:t xml:space="preserve">Hasta </w:t>
+      </w:r>
+      <w:r>
+        <w:rPr>
+          <w:color w:val="0F172A"/>
+          <w:sz w:val="22"/>
+        </w:rPr>
+        <w:t>__/__/______</w:t>
+      </w:r>
+    </w:p>
+    <w:p>
+      <w:pPr>
+        <w:spacing w:after="120"/>
+      </w:pPr>
+      <w:r>
+        <w:rPr>
+          <w:b/>
+          <w:color w:val="0F172A"/>
+          <w:sz w:val="22"/>
+        </w:rPr>
+        <w:t xml:space="preserve">Fecha de Emisión del Informe: </w:t>
+      </w:r>
+      <w:r>
+        <w:rPr>
+          <w:color w:val="0F172A"/>
+          <w:sz w:val="22"/>
+        </w:rPr>
+        <w:t>__/__/______</w:t>
+      </w:r>
+    </w:p>
+    <w:p>
+      <w:pPr>
+        <w:spacing w:after="120"/>
+      </w:pPr>
+      <w:r>
+        <w:rPr>
+          <w:b/>
+          <w:color w:val="0F172A"/>
+          <w:sz w:val="22"/>
+        </w:rPr>
+        <w:t xml:space="preserve">Auditor Responsable: </w:t>
+      </w:r>
+      <w:r>
+        <w:rPr>
+          <w:color w:val="0F172A"/>
+          <w:sz w:val="22"/>
+        </w:rPr>
+        <w:t>_______________________________________________________</w:t>
+      </w:r>
+    </w:p>
+    <w:p>
+      <w:pPr>
+        <w:spacing w:before="320" w:after="120"/>
       </w:pPr>
       <w:r>
         <w:rPr>
           <w:b/>
           <w:color w:val="0F6E6E"/>
-          <w:sz w:val="30"/>
+          <w:sz w:val="28"/>
         </w:rPr>
         <w:t>2. Objetivo y alcance de la auditoría</w:t>
       </w:r>
     </w:p>
     <w:p>
       <w:pPr>
-        <w:spacing w:before="160" w:after="60"/>
+        <w:spacing w:before="160" w:after="40"/>
       </w:pPr>
       <w:r>
         <w:rPr>
           <w:b/>
           <w:color w:val="0F172A"/>
-          <w:sz w:val="24"/>
+          <w:sz w:val="23"/>
         </w:rPr>
-        <w:t>Objetivo de la auditoría</w:t>
+        <w:t>Objetivo de la Auditoría</w:t>
       </w:r>
     </w:p>
-    <w:tbl>
-      <w:tblPr>
-        <w:tblW w:type="auto" w:w="0"/>
-        <w:tblLayout w:type="fixed"/>
-        <w:tblLook w:firstColumn="1" w:firstRow="1" w:lastColumn="0" w:lastRow="0" w:noHBand="0" w:noVBand="1" w:val="04A0"/>
-      </w:tblPr>
-      <w:tblGrid>
-        <w:gridCol w:w="13800"/>
-      </w:tblGrid>
-      <w:tr>
-        <w:tc>
-          <w:tcPr>
-            <w:tcW w:type="dxa" w:w="14976"/>
-            <w:shd w:fill="FFF9C4"/>
-          </w:tcPr>
-          <w:p/>
-          <w:p/>
-          <w:p/>
-        </w:tc>
-      </w:tr>
-    </w:tbl>
-    <w:p/>
     <w:p>
       <w:pPr>
-        <w:spacing w:before="160" w:after="60"/>
+        <w:spacing w:after="80"/>
+      </w:pPr>
+      <w:r>
+        <w:rPr>
+          <w:color w:val="0F172A"/>
+          <w:sz w:val="22"/>
+        </w:rPr>
+        <w:t>_______________________________________________________________________________________________</w:t>
+      </w:r>
+    </w:p>
+    <w:p>
+      <w:pPr>
+        <w:spacing w:after="80"/>
+      </w:pPr>
+      <w:r>
+        <w:rPr>
+          <w:color w:val="0F172A"/>
+          <w:sz w:val="22"/>
+        </w:rPr>
+        <w:t>_______________________________________________________________________________________________</w:t>
+      </w:r>
+    </w:p>
+    <w:p>
+      <w:pPr>
+        <w:spacing w:after="80"/>
+      </w:pPr>
+      <w:r>
+        <w:rPr>
+          <w:color w:val="0F172A"/>
+          <w:sz w:val="22"/>
+        </w:rPr>
+        <w:t>_______________________________________________________________________________________________</w:t>
+      </w:r>
+    </w:p>
+    <w:p>
+      <w:pPr>
+        <w:spacing w:before="160" w:after="40"/>
       </w:pPr>
       <w:r>
         <w:rPr>
           <w:b/>
           <w:color w:val="0F172A"/>
-          <w:sz w:val="24"/>
+          <w:sz w:val="23"/>
         </w:rPr>
-        <w:t>Alcance de la auditoría</w:t>
+        <w:t>Alcance de la Auditoría</w:t>
       </w:r>
     </w:p>
-    <w:tbl>
-      <w:tblPr>
-        <w:tblW w:type="auto" w:w="0"/>
-        <w:tblLayout w:type="fixed"/>
-        <w:tblLook w:firstColumn="1" w:firstRow="1" w:lastColumn="0" w:lastRow="0" w:noHBand="0" w:noVBand="1" w:val="04A0"/>
-      </w:tblPr>
-      <w:tblGrid>
-        <w:gridCol w:w="13800"/>
-      </w:tblGrid>
-      <w:tr>
-        <w:tc>
-          <w:tcPr>
-            <w:tcW w:type="dxa" w:w="14976"/>
-            <w:shd w:fill="FFF9C4"/>
-          </w:tcPr>
-          <w:p/>
-          <w:p/>
-          <w:p/>
-          <w:p/>
-        </w:tc>
-      </w:tr>
-    </w:tbl>
-    <w:p/>
     <w:p>
       <w:pPr>
-        <w:spacing w:before="280" w:after="120"/>
+        <w:spacing w:after="80"/>
+      </w:pPr>
+      <w:r>
+        <w:rPr>
+          <w:color w:val="0F172A"/>
+          <w:sz w:val="22"/>
+        </w:rPr>
+        <w:t>_______________________________________________________________________________________________</w:t>
+      </w:r>
+    </w:p>
+    <w:p>
+      <w:pPr>
+        <w:spacing w:after="80"/>
+      </w:pPr>
+      <w:r>
+        <w:rPr>
+          <w:color w:val="0F172A"/>
+          <w:sz w:val="22"/>
+        </w:rPr>
+        <w:t>_______________________________________________________________________________________________</w:t>
+      </w:r>
+    </w:p>
+    <w:p>
+      <w:pPr>
+        <w:spacing w:after="80"/>
+      </w:pPr>
+      <w:r>
+        <w:rPr>
+          <w:color w:val="0F172A"/>
+          <w:sz w:val="22"/>
+        </w:rPr>
+        <w:t>_______________________________________________________________________________________________</w:t>
+      </w:r>
+    </w:p>
+    <w:p>
+      <w:pPr>
+        <w:spacing w:after="80"/>
+      </w:pPr>
+      <w:r>
+        <w:rPr>
+          <w:color w:val="0F172A"/>
+          <w:sz w:val="22"/>
+        </w:rPr>
+        <w:t>_______________________________________________________________________________________________</w:t>
+      </w:r>
+    </w:p>
+    <w:p>
+      <w:pPr>
+        <w:spacing w:before="320" w:after="120"/>
       </w:pPr>
       <w:r>
         <w:rPr>
           <w:b/>
           <w:color w:val="0F6E6E"/>
-          <w:sz w:val="30"/>
+          <w:sz w:val="28"/>
         </w:rPr>
         <w:t>3. Descripción del proceso de auditoría</w:t>
       </w:r>
     </w:p>
-    <w:tbl>
-      <w:tblPr>
-        <w:tblW w:type="auto" w:w="0"/>
-        <w:tblLayout w:type="fixed"/>
-        <w:tblLook w:firstColumn="1" w:firstRow="1" w:lastColumn="0" w:lastRow="0" w:noHBand="0" w:noVBand="1" w:val="04A0"/>
-      </w:tblPr>
-      <w:tblGrid>
-        <w:gridCol w:w="6900"/>
-        <w:gridCol w:w="6900"/>
-      </w:tblGrid>
-      <w:tr>
-        <w:tc>
-          <w:tcPr>
-            <w:tcW w:type="dxa" w:w="3600"/>
-            <w:shd w:fill="E6F4F1"/>
-          </w:tcPr>
-          <w:p>
-            <w:r>
-              <w:rPr>
-                <w:b/>
-                <w:sz w:val="21"/>
-              </w:rPr>
-              <w:t>Proceso de solicitud y acceso a la documentación</w:t>
-            </w:r>
-          </w:p>
-        </w:tc>
-        <w:tc>
-          <w:tcPr>
-            <w:tcW w:type="dxa" w:w="11376"/>
-            <w:shd w:fill="FFF9C4"/>
-          </w:tcPr>
-          <w:p/>
-        </w:tc>
-      </w:tr>
-      <w:tr>
-        <w:tc>
-          <w:tcPr>
-            <w:tcW w:type="dxa" w:w="3600"/>
-            <w:shd w:fill="E6F4F1"/>
-          </w:tcPr>
-          <w:p>
-            <w:r>
-              <w:rPr>
-                <w:b/>
-                <w:sz w:val="21"/>
-              </w:rPr>
-              <w:t>Software o herramientas adicionales utilizadas</w:t>
-            </w:r>
-          </w:p>
-        </w:tc>
-        <w:tc>
-          <w:tcPr>
-            <w:tcW w:type="dxa" w:w="11376"/>
-            <w:shd w:fill="FFF9C4"/>
-          </w:tcPr>
-          <w:p/>
-        </w:tc>
-      </w:tr>
-      <w:tr>
-        <w:tc>
-          <w:tcPr>
-            <w:tcW w:type="dxa" w:w="3600"/>
-            <w:shd w:fill="E6F4F1"/>
-          </w:tcPr>
-          <w:p>
-            <w:r>
-              <w:rPr>
-                <w:b/>
-                <w:sz w:val="21"/>
-              </w:rPr>
-              <w:t>Fecha de descarga de normativa (LCD/NCD)</w:t>
-            </w:r>
-          </w:p>
-        </w:tc>
-        <w:tc>
-          <w:tcPr>
-            <w:tcW w:type="dxa" w:w="11376"/>
-            <w:shd w:fill="FFF9C4"/>
-          </w:tcPr>
-          <w:p/>
-        </w:tc>
-      </w:tr>
-      <w:tr>
-        <w:tc>
-          <w:tcPr>
-            <w:tcW w:type="dxa" w:w="3600"/>
-            <w:shd w:fill="E6F4F1"/>
-          </w:tcPr>
-          <w:p>
-            <w:r>
-              <w:rPr>
-                <w:b/>
-                <w:sz w:val="21"/>
-              </w:rPr>
-              <w:t>Versión de NCCI utilizada</w:t>
-            </w:r>
-          </w:p>
-        </w:tc>
-        <w:tc>
-          <w:tcPr>
-            <w:tcW w:type="dxa" w:w="11376"/>
-            <w:shd w:fill="FFF9C4"/>
-          </w:tcPr>
-          <w:p/>
-        </w:tc>
-      </w:tr>
-    </w:tbl>
     <w:p>
       <w:pPr>
-        <w:spacing w:before="280" w:after="120"/>
+        <w:spacing w:after="120"/>
+      </w:pPr>
+      <w:r>
+        <w:rPr>
+          <w:b/>
+          <w:color w:val="0F172A"/>
+          <w:sz w:val="22"/>
+        </w:rPr>
+        <w:t xml:space="preserve">Proceso de solicitud y acceso a la documentación: </w:t>
+      </w:r>
+      <w:r>
+        <w:rPr>
+          <w:color w:val="0F172A"/>
+          <w:sz w:val="22"/>
+        </w:rPr>
+        <w:t>__________________________________________________</w:t>
+      </w:r>
+    </w:p>
+    <w:p>
+      <w:pPr>
+        <w:spacing w:after="120"/>
+      </w:pPr>
+      <w:r>
+        <w:rPr>
+          <w:b/>
+          <w:color w:val="0F172A"/>
+          <w:sz w:val="22"/>
+        </w:rPr>
+        <w:t xml:space="preserve">Software o herramientas adicionales utilizadas: </w:t>
+      </w:r>
+      <w:r>
+        <w:rPr>
+          <w:color w:val="0F172A"/>
+          <w:sz w:val="22"/>
+        </w:rPr>
+        <w:t>_______________________________________________________</w:t>
+      </w:r>
+    </w:p>
+    <w:p>
+      <w:pPr>
+        <w:spacing w:after="120"/>
+      </w:pPr>
+      <w:r>
+        <w:rPr>
+          <w:b/>
+          <w:color w:val="0F172A"/>
+          <w:sz w:val="22"/>
+        </w:rPr>
+        <w:t xml:space="preserve">Fecha de descarga de normativa (LCD/NCD): </w:t>
+      </w:r>
+      <w:r>
+        <w:rPr>
+          <w:color w:val="0F172A"/>
+          <w:sz w:val="22"/>
+        </w:rPr>
+        <w:t>_______________________________________________________</w:t>
+      </w:r>
+    </w:p>
+    <w:p>
+      <w:pPr>
+        <w:spacing w:after="120"/>
+      </w:pPr>
+      <w:r>
+        <w:rPr>
+          <w:b/>
+          <w:color w:val="0F172A"/>
+          <w:sz w:val="22"/>
+        </w:rPr>
+        <w:t xml:space="preserve">Versión de NCCI utilizada: </w:t>
+      </w:r>
+      <w:r>
+        <w:rPr>
+          <w:color w:val="0F172A"/>
+          <w:sz w:val="22"/>
+        </w:rPr>
+        <w:t>_________________________________________________________________</w:t>
+      </w:r>
+    </w:p>
+    <w:p>
+      <w:pPr>
+        <w:spacing w:before="320" w:after="120"/>
       </w:pPr>
       <w:r>
         <w:rPr>
           <w:b/>
           <w:color w:val="0F6E6E"/>
-          <w:sz w:val="30"/>
+          <w:sz w:val="28"/>
         </w:rPr>
         <w:t>4. Metodología de auditoría</w:t>
       </w:r>
     </w:p>
-    <w:tbl>
-      <w:tblPr>
-        <w:tblW w:type="auto" w:w="0"/>
-        <w:tblLayout w:type="fixed"/>
-        <w:tblLook w:firstColumn="1" w:firstRow="1" w:lastColumn="0" w:lastRow="0" w:noHBand="0" w:noVBand="1" w:val="04A0"/>
-      </w:tblPr>
-      <w:tblGrid>
-        <w:gridCol w:w="6900"/>
-        <w:gridCol w:w="6900"/>
-      </w:tblGrid>
-      <w:tr>
-        <w:tc>
-          <w:tcPr>
-            <w:tcW w:type="dxa" w:w="3600"/>
-            <w:shd w:fill="E6F4F1"/>
-          </w:tcPr>
-          <w:p>
-            <w:r>
-              <w:rPr>
-                <w:b/>
-                <w:sz w:val="21"/>
-              </w:rPr>
-              <w:t>Método de selección de muestra (ej.: RAT-STATS)</w:t>
-            </w:r>
-          </w:p>
-        </w:tc>
-        <w:tc>
-          <w:tcPr>
-            <w:tcW w:type="dxa" w:w="11376"/>
-            <w:shd w:fill="FFF9C4"/>
-          </w:tcPr>
-          <w:p/>
-        </w:tc>
-      </w:tr>
-      <w:tr>
-        <w:tc>
-          <w:tcPr>
-            <w:tcW w:type="dxa" w:w="3600"/>
-            <w:shd w:fill="E6F4F1"/>
-          </w:tcPr>
-          <w:p>
-            <w:r>
-              <w:rPr>
-                <w:b/>
-                <w:sz w:val="21"/>
-              </w:rPr>
-              <w:t>Tipo de auditoría (Compliance / Codificación / Financiera / Mixta)</w:t>
-            </w:r>
-          </w:p>
-        </w:tc>
-        <w:tc>
-          <w:tcPr>
-            <w:tcW w:type="dxa" w:w="11376"/>
-            <w:shd w:fill="FFF9C4"/>
-          </w:tcPr>
-          <w:p/>
-        </w:tc>
-      </w:tr>
-      <w:tr>
-        <w:tc>
-          <w:tcPr>
-            <w:tcW w:type="dxa" w:w="3600"/>
-            <w:shd w:fill="E6F4F1"/>
-          </w:tcPr>
-          <w:p>
-            <w:r>
-              <w:rPr>
-                <w:b/>
-                <w:sz w:val="21"/>
-              </w:rPr>
-              <w:t>Número total de registros revisados</w:t>
-            </w:r>
-          </w:p>
-        </w:tc>
-        <w:tc>
-          <w:tcPr>
-            <w:tcW w:type="dxa" w:w="11376"/>
-            <w:shd w:fill="FFF9C4"/>
-          </w:tcPr>
-          <w:p/>
-        </w:tc>
-      </w:tr>
-      <w:tr>
-        <w:tc>
-          <w:tcPr>
-            <w:tcW w:type="dxa" w:w="3600"/>
-            <w:shd w:fill="E6F4F1"/>
-          </w:tcPr>
-          <w:p>
-            <w:r>
-              <w:rPr>
-                <w:b/>
-                <w:sz w:val="21"/>
-              </w:rPr>
-              <w:t>Herramientas utilizadas (Checklists · LCDs · NCDs · NCCI · Políticas Médicas)</w:t>
-            </w:r>
-          </w:p>
-        </w:tc>
-        <w:tc>
-          <w:tcPr>
-            <w:tcW w:type="dxa" w:w="11376"/>
-            <w:shd w:fill="FFF9C4"/>
-          </w:tcPr>
-          <w:p/>
-        </w:tc>
-      </w:tr>
-    </w:tbl>
     <w:p>
       <w:pPr>
-        <w:spacing w:before="280" w:after="120"/>
+        <w:spacing w:after="120"/>
+      </w:pPr>
+      <w:r>
+        <w:rPr>
+          <w:b/>
+          <w:color w:val="0F172A"/>
+          <w:sz w:val="22"/>
+        </w:rPr>
+        <w:t xml:space="preserve">Método de selección de muestra (ej.: RAT-STATS): </w:t>
+      </w:r>
+      <w:r>
+        <w:rPr>
+          <w:color w:val="0F172A"/>
+          <w:sz w:val="22"/>
+        </w:rPr>
+        <w:t>_____________________________________________</w:t>
+      </w:r>
+    </w:p>
+    <w:p>
+      <w:pPr>
+        <w:spacing w:after="120"/>
+      </w:pPr>
+      <w:r>
+        <w:rPr>
+          <w:b/>
+          <w:color w:val="0F172A"/>
+          <w:sz w:val="22"/>
+        </w:rPr>
+        <w:t xml:space="preserve">Tipo de Auditoría (Compliance, Codificación, Financiera, Mixta): </w:t>
+      </w:r>
+      <w:r>
+        <w:rPr>
+          <w:color w:val="0F172A"/>
+          <w:sz w:val="22"/>
+        </w:rPr>
+        <w:t>______________________________</w:t>
+      </w:r>
+    </w:p>
+    <w:p>
+      <w:pPr>
+        <w:spacing w:after="120"/>
+      </w:pPr>
+      <w:r>
+        <w:rPr>
+          <w:b/>
+          <w:color w:val="0F172A"/>
+          <w:sz w:val="22"/>
+        </w:rPr>
+        <w:t xml:space="preserve">Número total de registros revisados: </w:t>
+      </w:r>
+      <w:r>
+        <w:rPr>
+          <w:color w:val="0F172A"/>
+          <w:sz w:val="22"/>
+        </w:rPr>
+        <w:t>__________________________________________________</w:t>
+      </w:r>
+    </w:p>
+    <w:p>
+      <w:pPr>
+        <w:spacing w:after="120"/>
+      </w:pPr>
+      <w:r>
+        <w:rPr>
+          <w:b/>
+          <w:color w:val="0F172A"/>
+          <w:sz w:val="22"/>
+        </w:rPr>
+        <w:t xml:space="preserve">Herramientas utilizadas (Checklists, LCDs, NCDs, NCCI, Políticas Médicas): </w:t>
+      </w:r>
+      <w:r>
+        <w:rPr>
+          <w:color w:val="0F172A"/>
+          <w:sz w:val="22"/>
+        </w:rPr>
+        <w:t>_________________________</w:t>
+      </w:r>
+    </w:p>
+    <w:p>
+      <w:pPr>
+        <w:spacing w:before="320" w:after="120"/>
       </w:pPr>
       <w:r>
         <w:rPr>
           <w:b/>
           <w:color w:val="0F6E6E"/>
-          <w:sz w:val="30"/>
+          <w:sz w:val="28"/>
         </w:rPr>
         <w:t>5. Resumen ejecutivo</w:t>
       </w:r>
     </w:p>
-    <w:tbl>
-      <w:tblPr>
-        <w:tblW w:type="auto" w:w="0"/>
-        <w:tblLayout w:type="fixed"/>
-        <w:tblLook w:firstColumn="1" w:firstRow="1" w:lastColumn="0" w:lastRow="0" w:noHBand="0" w:noVBand="1" w:val="04A0"/>
-      </w:tblPr>
-      <w:tblGrid>
-        <w:gridCol w:w="6900"/>
-        <w:gridCol w:w="6900"/>
-      </w:tblGrid>
-      <w:tr>
-        <w:tc>
-          <w:tcPr>
-            <w:tcW w:type="dxa" w:w="3600"/>
-            <w:shd w:fill="E6F4F1"/>
-          </w:tcPr>
-          <w:p>
-            <w:r>
-              <w:rPr>
-                <w:b/>
-                <w:sz w:val="21"/>
-              </w:rPr>
-              <w:t>Total de Registros Auditados</w:t>
-            </w:r>
-          </w:p>
-        </w:tc>
-        <w:tc>
-          <w:tcPr>
-            <w:tcW w:type="dxa" w:w="11376"/>
-            <w:shd w:fill="FFF9C4"/>
-          </w:tcPr>
-          <w:p/>
-        </w:tc>
-      </w:tr>
-      <w:tr>
-        <w:tc>
-          <w:tcPr>
-            <w:tcW w:type="dxa" w:w="3600"/>
-            <w:shd w:fill="E6F4F1"/>
-          </w:tcPr>
-          <w:p>
-            <w:r>
-              <w:rPr>
-                <w:b/>
-                <w:sz w:val="21"/>
-              </w:rPr>
-              <w:t>Total de Hallazgos Clínicos</w:t>
-            </w:r>
-          </w:p>
-        </w:tc>
-        <w:tc>
-          <w:tcPr>
-            <w:tcW w:type="dxa" w:w="11376"/>
-            <w:shd w:fill="FFF9C4"/>
-          </w:tcPr>
-          <w:p/>
-        </w:tc>
-      </w:tr>
-      <w:tr>
-        <w:tc>
-          <w:tcPr>
-            <w:tcW w:type="dxa" w:w="3600"/>
-            <w:shd w:fill="E6F4F1"/>
-          </w:tcPr>
-          <w:p>
-            <w:r>
-              <w:rPr>
-                <w:b/>
-                <w:sz w:val="21"/>
-              </w:rPr>
-              <w:t>Total de Hallazgos Financieros</w:t>
-            </w:r>
-          </w:p>
-        </w:tc>
-        <w:tc>
-          <w:tcPr>
-            <w:tcW w:type="dxa" w:w="11376"/>
-            <w:shd w:fill="FFF9C4"/>
-          </w:tcPr>
-          <w:p/>
-        </w:tc>
-      </w:tr>
-      <w:tr>
-        <w:tc>
-          <w:tcPr>
-            <w:tcW w:type="dxa" w:w="3600"/>
-            <w:shd w:fill="E6F4F1"/>
-          </w:tcPr>
-          <w:p>
-            <w:r>
-              <w:rPr>
-                <w:b/>
-                <w:sz w:val="21"/>
-              </w:rPr>
-              <w:t>Tasa de Cumplimiento (%)</w:t>
-            </w:r>
-          </w:p>
-        </w:tc>
-        <w:tc>
-          <w:tcPr>
-            <w:tcW w:type="dxa" w:w="11376"/>
-            <w:shd w:fill="FFF9C4"/>
-          </w:tcPr>
-          <w:p/>
-        </w:tc>
-      </w:tr>
-    </w:tbl>
     <w:p>
       <w:pPr>
-        <w:spacing w:before="160" w:after="60"/>
+        <w:spacing w:after="120"/>
       </w:pPr>
       <w:r>
         <w:rPr>
           <w:b/>
           <w:color w:val="0F172A"/>
-          <w:sz w:val="24"/>
+          <w:sz w:val="22"/>
         </w:rPr>
-        <w:t>Observaciones generales</w:t>
+        <w:t xml:space="preserve">Total de Registros Auditados: </w:t>
+      </w:r>
+      <w:r>
+        <w:rPr>
+          <w:color w:val="0F172A"/>
+          <w:sz w:val="22"/>
+        </w:rPr>
+        <w:t>_______________</w:t>
       </w:r>
     </w:p>
-    <w:tbl>
-      <w:tblPr>
-        <w:tblW w:type="auto" w:w="0"/>
-        <w:tblLayout w:type="fixed"/>
-        <w:tblLook w:firstColumn="1" w:firstRow="1" w:lastColumn="0" w:lastRow="0" w:noHBand="0" w:noVBand="1" w:val="04A0"/>
-      </w:tblPr>
-      <w:tblGrid>
-        <w:gridCol w:w="13800"/>
-      </w:tblGrid>
-      <w:tr>
-        <w:tc>
-          <w:tcPr>
-            <w:tcW w:type="dxa" w:w="14976"/>
-            <w:shd w:fill="FFF9C4"/>
-          </w:tcPr>
-          <w:p/>
-          <w:p/>
-          <w:p/>
-          <w:p/>
-        </w:tc>
-      </w:tr>
-    </w:tbl>
-    <w:p/>
     <w:p>
       <w:pPr>
-        <w:spacing w:before="160" w:after="60"/>
+        <w:spacing w:after="120"/>
       </w:pPr>
       <w:r>
         <w:rPr>
           <w:b/>
           <w:color w:val="0F172A"/>
-          <w:sz w:val="24"/>
+          <w:sz w:val="22"/>
+        </w:rPr>
+        <w:t xml:space="preserve">Total de Hallazgos Clínicos: </w:t>
+      </w:r>
+      <w:r>
+        <w:rPr>
+          <w:color w:val="0F172A"/>
+          <w:sz w:val="22"/>
+        </w:rPr>
+        <w:t>_______________</w:t>
+      </w:r>
+    </w:p>
+    <w:p>
+      <w:pPr>
+        <w:spacing w:after="120"/>
+      </w:pPr>
+      <w:r>
+        <w:rPr>
+          <w:b/>
+          <w:color w:val="0F172A"/>
+          <w:sz w:val="22"/>
+        </w:rPr>
+        <w:t xml:space="preserve">Total de Hallazgos Financieros: </w:t>
+      </w:r>
+      <w:r>
+        <w:rPr>
+          <w:color w:val="0F172A"/>
+          <w:sz w:val="22"/>
+        </w:rPr>
+        <w:t>_______________</w:t>
+      </w:r>
+    </w:p>
+    <w:p>
+      <w:pPr>
+        <w:spacing w:after="120"/>
+      </w:pPr>
+      <w:r>
+        <w:rPr>
+          <w:b/>
+          <w:color w:val="0F172A"/>
+          <w:sz w:val="22"/>
+        </w:rPr>
+        <w:t xml:space="preserve">Tasa de Cumplimiento (%): </w:t>
+      </w:r>
+      <w:r>
+        <w:rPr>
+          <w:color w:val="0F172A"/>
+          <w:sz w:val="22"/>
+        </w:rPr>
+        <w:t>_______________</w:t>
+      </w:r>
+    </w:p>
+    <w:p>
+      <w:pPr>
+        <w:spacing w:before="160" w:after="40"/>
+      </w:pPr>
+      <w:r>
+        <w:rPr>
+          <w:b/>
+          <w:color w:val="0F172A"/>
+          <w:sz w:val="23"/>
+        </w:rPr>
+        <w:t>Observaciones generales</w:t>
+      </w:r>
+    </w:p>
+    <w:p>
+      <w:pPr>
+        <w:spacing w:after="80"/>
+      </w:pPr>
+      <w:r>
+        <w:rPr>
+          <w:color w:val="0F172A"/>
+          <w:sz w:val="22"/>
+        </w:rPr>
+        <w:t>_______________________________________________________________________________________________</w:t>
+      </w:r>
+    </w:p>
+    <w:p>
+      <w:pPr>
+        <w:spacing w:after="80"/>
+      </w:pPr>
+      <w:r>
+        <w:rPr>
+          <w:color w:val="0F172A"/>
+          <w:sz w:val="22"/>
+        </w:rPr>
+        <w:t>_______________________________________________________________________________________________</w:t>
+      </w:r>
+    </w:p>
+    <w:p>
+      <w:pPr>
+        <w:spacing w:after="80"/>
+      </w:pPr>
+      <w:r>
+        <w:rPr>
+          <w:color w:val="0F172A"/>
+          <w:sz w:val="22"/>
+        </w:rPr>
+        <w:t>_______________________________________________________________________________________________</w:t>
+      </w:r>
+    </w:p>
+    <w:p>
+      <w:pPr>
+        <w:spacing w:after="80"/>
+      </w:pPr>
+      <w:r>
+        <w:rPr>
+          <w:color w:val="0F172A"/>
+          <w:sz w:val="22"/>
+        </w:rPr>
+        <w:t>_______________________________________________________________________________________________</w:t>
+      </w:r>
+    </w:p>
+    <w:p>
+      <w:pPr>
+        <w:spacing w:before="160" w:after="40"/>
+      </w:pPr>
+      <w:r>
+        <w:rPr>
+          <w:b/>
+          <w:color w:val="0F172A"/>
+          <w:sz w:val="23"/>
         </w:rPr>
         <w:t>Resumen de hallazgos totales</w:t>
       </w:r>
@@ -725,9 +654,9 @@
         <w:tblLook w:firstColumn="1" w:firstRow="1" w:lastColumn="0" w:lastRow="0" w:noHBand="0" w:noVBand="1" w:val="04A0"/>
       </w:tblPr>
       <w:tblGrid>
-        <w:gridCol w:w="4600"/>
-        <w:gridCol w:w="4600"/>
-        <w:gridCol w:w="4600"/>
+        <w:gridCol w:w="4524"/>
+        <w:gridCol w:w="4524"/>
+        <w:gridCol w:w="4524"/>
       </w:tblGrid>
       <w:tr>
         <w:tc>
@@ -796,7 +725,6 @@
         <w:tc>
           <w:tcPr>
             <w:tcW w:type="dxa" w:w="5040"/>
-            <w:shd w:fill="FFF9C4"/>
           </w:tcPr>
           <w:p>
             <w:r>
@@ -809,7 +737,6 @@
         <w:tc>
           <w:tcPr>
             <w:tcW w:type="dxa" w:w="4896"/>
-            <w:shd w:fill="FFF9C4"/>
           </w:tcPr>
           <w:p>
             <w:r>
@@ -838,7 +765,6 @@
         <w:tc>
           <w:tcPr>
             <w:tcW w:type="dxa" w:w="5040"/>
-            <w:shd w:fill="FFF9C4"/>
           </w:tcPr>
           <w:p>
             <w:r>
@@ -851,7 +777,6 @@
         <w:tc>
           <w:tcPr>
             <w:tcW w:type="dxa" w:w="4896"/>
-            <w:shd w:fill="FFF9C4"/>
           </w:tcPr>
           <w:p>
             <w:r>
@@ -879,7 +804,6 @@
         <w:tc>
           <w:tcPr>
             <w:tcW w:type="dxa" w:w="5040"/>
-            <w:shd w:fill="FFF9C4"/>
           </w:tcPr>
           <w:p>
             <w:r>
@@ -892,49 +816,6 @@
         <w:tc>
           <w:tcPr>
             <w:tcW w:type="dxa" w:w="4896"/>
-            <w:shd w:fill="FFF9C4"/>
-          </w:tcPr>
-          <w:p>
-            <w:r>
-              <w:rPr>
-                <w:sz w:val="20"/>
-              </w:rPr>
-            </w:r>
-          </w:p>
-        </w:tc>
-      </w:tr>
-      <w:tr>
-        <w:tc>
-          <w:tcPr>
-            <w:tcW w:type="dxa" w:w="5040"/>
-            <w:shd w:fill="F1F8F7"/>
-          </w:tcPr>
-          <w:p>
-            <w:r>
-              <w:rPr>
-                <w:sz w:val="20"/>
-              </w:rPr>
-              <w:t>TOTAL</w:t>
-            </w:r>
-          </w:p>
-        </w:tc>
-        <w:tc>
-          <w:tcPr>
-            <w:tcW w:type="dxa" w:w="5040"/>
-            <w:shd w:fill="FFF9C4"/>
-          </w:tcPr>
-          <w:p>
-            <w:r>
-              <w:rPr>
-                <w:sz w:val="20"/>
-              </w:rPr>
-            </w:r>
-          </w:p>
-        </w:tc>
-        <w:tc>
-          <w:tcPr>
-            <w:tcW w:type="dxa" w:w="4896"/>
-            <w:shd w:fill="FFF9C4"/>
           </w:tcPr>
           <w:p>
             <w:r>
@@ -948,13 +829,13 @@
     </w:tbl>
     <w:p>
       <w:pPr>
-        <w:spacing w:before="280" w:after="120"/>
+        <w:spacing w:before="320" w:after="120"/>
       </w:pPr>
       <w:r>
         <w:rPr>
           <w:b/>
           <w:color w:val="0F6E6E"/>
-          <w:sz w:val="30"/>
+          <w:sz w:val="28"/>
         </w:rPr>
         <w:t>6. Detalle de hallazgos</w:t>
       </w:r>
@@ -962,9 +843,11 @@
     <w:p>
       <w:r>
         <w:rPr>
+          <w:i/>
+          <w:color w:val="555555"/>
           <w:sz w:val="20"/>
         </w:rPr>
-        <w:t>Añada filas según sea necesario (Tab en la última celda).</w:t>
+        <w:t>Agregar más filas según sea necesario (Tab en la última celda).</w:t>
       </w:r>
     </w:p>
     <w:tbl>
@@ -974,18 +857,18 @@
         <w:tblLook w:firstColumn="1" w:firstRow="1" w:lastColumn="0" w:lastRow="0" w:noHBand="0" w:noVBand="1" w:val="04A0"/>
       </w:tblPr>
       <w:tblGrid>
-        <w:gridCol w:w="1971"/>
-        <w:gridCol w:w="1971"/>
-        <w:gridCol w:w="1971"/>
-        <w:gridCol w:w="1971"/>
-        <w:gridCol w:w="1971"/>
-        <w:gridCol w:w="1971"/>
-        <w:gridCol w:w="1971"/>
+        <w:gridCol w:w="1939"/>
+        <w:gridCol w:w="1939"/>
+        <w:gridCol w:w="1939"/>
+        <w:gridCol w:w="1939"/>
+        <w:gridCol w:w="1939"/>
+        <w:gridCol w:w="1939"/>
+        <w:gridCol w:w="1939"/>
       </w:tblGrid>
       <w:tr>
         <w:tc>
           <w:tcPr>
-            <w:tcW w:type="dxa" w:w="1152"/>
+            <w:tcW w:type="dxa" w:w="1008"/>
             <w:shd w:fill="0F6E6E"/>
           </w:tcPr>
           <w:p>
@@ -1001,7 +884,7 @@
         </w:tc>
         <w:tc>
           <w:tcPr>
-            <w:tcW w:type="dxa" w:w="1872"/>
+            <w:tcW w:type="dxa" w:w="1728"/>
             <w:shd w:fill="0F6E6E"/>
           </w:tcPr>
           <w:p>
@@ -1081,7 +964,7 @@
         </w:tc>
         <w:tc>
           <w:tcPr>
-            <w:tcW w:type="dxa" w:w="2592"/>
+            <w:tcW w:type="dxa" w:w="2736"/>
             <w:shd w:fill="0F6E6E"/>
           </w:tcPr>
           <w:p>
@@ -1099,7 +982,7 @@
       <w:tr>
         <w:tc>
           <w:tcPr>
-            <w:tcW w:type="dxa" w:w="1152"/>
+            <w:tcW w:type="dxa" w:w="1008"/>
           </w:tcPr>
           <w:p>
             <w:r>
@@ -1112,8 +995,7 @@
         </w:tc>
         <w:tc>
           <w:tcPr>
-            <w:tcW w:type="dxa" w:w="1872"/>
-            <w:shd w:fill="FFF9C4"/>
+            <w:tcW w:type="dxa" w:w="1728"/>
           </w:tcPr>
           <w:p>
             <w:r>
@@ -1126,7 +1008,6 @@
         <w:tc>
           <w:tcPr>
             <w:tcW w:type="dxa" w:w="1728"/>
-            <w:shd w:fill="FFF9C4"/>
           </w:tcPr>
           <w:p>
             <w:r>
@@ -1139,7 +1020,6 @@
         <w:tc>
           <w:tcPr>
             <w:tcW w:type="dxa" w:w="1872"/>
-            <w:shd w:fill="FFF9C4"/>
           </w:tcPr>
           <w:p>
             <w:r>
@@ -1152,7 +1032,6 @@
         <w:tc>
           <w:tcPr>
             <w:tcW w:type="dxa" w:w="3600"/>
-            <w:shd w:fill="FFF9C4"/>
           </w:tcPr>
           <w:p>
             <w:r>
@@ -1165,7 +1044,6 @@
         <w:tc>
           <w:tcPr>
             <w:tcW w:type="dxa" w:w="2160"/>
-            <w:shd w:fill="FFF9C4"/>
           </w:tcPr>
           <w:p>
             <w:r>
@@ -1177,8 +1055,7 @@
         </w:tc>
         <w:tc>
           <w:tcPr>
-            <w:tcW w:type="dxa" w:w="2592"/>
-            <w:shd w:fill="FFF9C4"/>
+            <w:tcW w:type="dxa" w:w="2736"/>
           </w:tcPr>
           <w:p>
             <w:r>
@@ -1192,7 +1069,7 @@
       <w:tr>
         <w:tc>
           <w:tcPr>
-            <w:tcW w:type="dxa" w:w="1152"/>
+            <w:tcW w:type="dxa" w:w="1008"/>
             <w:shd w:fill="F1F8F7"/>
           </w:tcPr>
           <w:p>
@@ -1206,8 +1083,7 @@
         </w:tc>
         <w:tc>
           <w:tcPr>
-            <w:tcW w:type="dxa" w:w="1872"/>
-            <w:shd w:fill="FFF9C4"/>
+            <w:tcW w:type="dxa" w:w="1728"/>
           </w:tcPr>
           <w:p>
             <w:r>
@@ -1220,7 +1096,6 @@
         <w:tc>
           <w:tcPr>
             <w:tcW w:type="dxa" w:w="1728"/>
-            <w:shd w:fill="FFF9C4"/>
           </w:tcPr>
           <w:p>
             <w:r>
@@ -1233,7 +1108,6 @@
         <w:tc>
           <w:tcPr>
             <w:tcW w:type="dxa" w:w="1872"/>
-            <w:shd w:fill="FFF9C4"/>
           </w:tcPr>
           <w:p>
             <w:r>
@@ -1246,7 +1120,6 @@
         <w:tc>
           <w:tcPr>
             <w:tcW w:type="dxa" w:w="3600"/>
-            <w:shd w:fill="FFF9C4"/>
           </w:tcPr>
           <w:p>
             <w:r>
@@ -1259,7 +1132,6 @@
         <w:tc>
           <w:tcPr>
             <w:tcW w:type="dxa" w:w="2160"/>
-            <w:shd w:fill="FFF9C4"/>
           </w:tcPr>
           <w:p>
             <w:r>
@@ -1271,8 +1143,7 @@
         </w:tc>
         <w:tc>
           <w:tcPr>
-            <w:tcW w:type="dxa" w:w="2592"/>
-            <w:shd w:fill="FFF9C4"/>
+            <w:tcW w:type="dxa" w:w="2736"/>
           </w:tcPr>
           <w:p>
             <w:r>
@@ -1286,7 +1157,7 @@
       <w:tr>
         <w:tc>
           <w:tcPr>
-            <w:tcW w:type="dxa" w:w="1152"/>
+            <w:tcW w:type="dxa" w:w="1008"/>
           </w:tcPr>
           <w:p>
             <w:r>
@@ -1299,8 +1170,7 @@
         </w:tc>
         <w:tc>
           <w:tcPr>
-            <w:tcW w:type="dxa" w:w="1872"/>
-            <w:shd w:fill="FFF9C4"/>
+            <w:tcW w:type="dxa" w:w="1728"/>
           </w:tcPr>
           <w:p>
             <w:r>
@@ -1313,7 +1183,6 @@
         <w:tc>
           <w:tcPr>
             <w:tcW w:type="dxa" w:w="1728"/>
-            <w:shd w:fill="FFF9C4"/>
           </w:tcPr>
           <w:p>
             <w:r>
@@ -1326,7 +1195,6 @@
         <w:tc>
           <w:tcPr>
             <w:tcW w:type="dxa" w:w="1872"/>
-            <w:shd w:fill="FFF9C4"/>
           </w:tcPr>
           <w:p>
             <w:r>
@@ -1339,7 +1207,6 @@
         <w:tc>
           <w:tcPr>
             <w:tcW w:type="dxa" w:w="3600"/>
-            <w:shd w:fill="FFF9C4"/>
           </w:tcPr>
           <w:p>
             <w:r>
@@ -1352,7 +1219,6 @@
         <w:tc>
           <w:tcPr>
             <w:tcW w:type="dxa" w:w="2160"/>
-            <w:shd w:fill="FFF9C4"/>
           </w:tcPr>
           <w:p>
             <w:r>
@@ -1364,8 +1230,7 @@
         </w:tc>
         <w:tc>
           <w:tcPr>
-            <w:tcW w:type="dxa" w:w="2592"/>
-            <w:shd w:fill="FFF9C4"/>
+            <w:tcW w:type="dxa" w:w="2736"/>
           </w:tcPr>
           <w:p>
             <w:r>
@@ -1379,7 +1244,7 @@
       <w:tr>
         <w:tc>
           <w:tcPr>
-            <w:tcW w:type="dxa" w:w="1152"/>
+            <w:tcW w:type="dxa" w:w="1008"/>
             <w:shd w:fill="F1F8F7"/>
           </w:tcPr>
           <w:p>
@@ -1393,8 +1258,7 @@
         </w:tc>
         <w:tc>
           <w:tcPr>
-            <w:tcW w:type="dxa" w:w="1872"/>
-            <w:shd w:fill="FFF9C4"/>
+            <w:tcW w:type="dxa" w:w="1728"/>
           </w:tcPr>
           <w:p>
             <w:r>
@@ -1407,7 +1271,6 @@
         <w:tc>
           <w:tcPr>
             <w:tcW w:type="dxa" w:w="1728"/>
-            <w:shd w:fill="FFF9C4"/>
           </w:tcPr>
           <w:p>
             <w:r>
@@ -1420,7 +1283,6 @@
         <w:tc>
           <w:tcPr>
             <w:tcW w:type="dxa" w:w="1872"/>
-            <w:shd w:fill="FFF9C4"/>
           </w:tcPr>
           <w:p>
             <w:r>
@@ -1433,7 +1295,6 @@
         <w:tc>
           <w:tcPr>
             <w:tcW w:type="dxa" w:w="3600"/>
-            <w:shd w:fill="FFF9C4"/>
           </w:tcPr>
           <w:p>
             <w:r>
@@ -1446,7 +1307,6 @@
         <w:tc>
           <w:tcPr>
             <w:tcW w:type="dxa" w:w="2160"/>
-            <w:shd w:fill="FFF9C4"/>
           </w:tcPr>
           <w:p>
             <w:r>
@@ -1458,8 +1318,7 @@
         </w:tc>
         <w:tc>
           <w:tcPr>
-            <w:tcW w:type="dxa" w:w="2592"/>
-            <w:shd w:fill="FFF9C4"/>
+            <w:tcW w:type="dxa" w:w="2736"/>
           </w:tcPr>
           <w:p>
             <w:r>
@@ -1473,7 +1332,7 @@
       <w:tr>
         <w:tc>
           <w:tcPr>
-            <w:tcW w:type="dxa" w:w="1152"/>
+            <w:tcW w:type="dxa" w:w="1008"/>
           </w:tcPr>
           <w:p>
             <w:r>
@@ -1486,8 +1345,7 @@
         </w:tc>
         <w:tc>
           <w:tcPr>
-            <w:tcW w:type="dxa" w:w="1872"/>
-            <w:shd w:fill="FFF9C4"/>
+            <w:tcW w:type="dxa" w:w="1728"/>
           </w:tcPr>
           <w:p>
             <w:r>
@@ -1500,7 +1358,6 @@
         <w:tc>
           <w:tcPr>
             <w:tcW w:type="dxa" w:w="1728"/>
-            <w:shd w:fill="FFF9C4"/>
           </w:tcPr>
           <w:p>
             <w:r>
@@ -1513,7 +1370,6 @@
         <w:tc>
           <w:tcPr>
             <w:tcW w:type="dxa" w:w="1872"/>
-            <w:shd w:fill="FFF9C4"/>
           </w:tcPr>
           <w:p>
             <w:r>
@@ -1526,7 +1382,6 @@
         <w:tc>
           <w:tcPr>
             <w:tcW w:type="dxa" w:w="3600"/>
-            <w:shd w:fill="FFF9C4"/>
           </w:tcPr>
           <w:p>
             <w:r>
@@ -1539,7 +1394,6 @@
         <w:tc>
           <w:tcPr>
             <w:tcW w:type="dxa" w:w="2160"/>
-            <w:shd w:fill="FFF9C4"/>
           </w:tcPr>
           <w:p>
             <w:r>
@@ -1551,8 +1405,7 @@
         </w:tc>
         <w:tc>
           <w:tcPr>
-            <w:tcW w:type="dxa" w:w="2592"/>
-            <w:shd w:fill="FFF9C4"/>
+            <w:tcW w:type="dxa" w:w="2736"/>
           </w:tcPr>
           <w:p>
             <w:r>
@@ -1566,7 +1419,7 @@
       <w:tr>
         <w:tc>
           <w:tcPr>
-            <w:tcW w:type="dxa" w:w="1152"/>
+            <w:tcW w:type="dxa" w:w="1008"/>
             <w:shd w:fill="F1F8F7"/>
           </w:tcPr>
           <w:p>
@@ -1580,8 +1433,7 @@
         </w:tc>
         <w:tc>
           <w:tcPr>
-            <w:tcW w:type="dxa" w:w="1872"/>
-            <w:shd w:fill="FFF9C4"/>
+            <w:tcW w:type="dxa" w:w="1728"/>
           </w:tcPr>
           <w:p>
             <w:r>
@@ -1594,7 +1446,6 @@
         <w:tc>
           <w:tcPr>
             <w:tcW w:type="dxa" w:w="1728"/>
-            <w:shd w:fill="FFF9C4"/>
           </w:tcPr>
           <w:p>
             <w:r>
@@ -1607,7 +1458,6 @@
         <w:tc>
           <w:tcPr>
             <w:tcW w:type="dxa" w:w="1872"/>
-            <w:shd w:fill="FFF9C4"/>
           </w:tcPr>
           <w:p>
             <w:r>
@@ -1620,7 +1470,6 @@
         <w:tc>
           <w:tcPr>
             <w:tcW w:type="dxa" w:w="3600"/>
-            <w:shd w:fill="FFF9C4"/>
           </w:tcPr>
           <w:p>
             <w:r>
@@ -1633,7 +1482,6 @@
         <w:tc>
           <w:tcPr>
             <w:tcW w:type="dxa" w:w="2160"/>
-            <w:shd w:fill="FFF9C4"/>
           </w:tcPr>
           <w:p>
             <w:r>
@@ -1645,8 +1493,7 @@
         </w:tc>
         <w:tc>
           <w:tcPr>
-            <w:tcW w:type="dxa" w:w="2592"/>
-            <w:shd w:fill="FFF9C4"/>
+            <w:tcW w:type="dxa" w:w="2736"/>
           </w:tcPr>
           <w:p>
             <w:r>
@@ -1660,7 +1507,7 @@
       <w:tr>
         <w:tc>
           <w:tcPr>
-            <w:tcW w:type="dxa" w:w="1152"/>
+            <w:tcW w:type="dxa" w:w="1008"/>
           </w:tcPr>
           <w:p>
             <w:r>
@@ -1673,8 +1520,7 @@
         </w:tc>
         <w:tc>
           <w:tcPr>
-            <w:tcW w:type="dxa" w:w="1872"/>
-            <w:shd w:fill="FFF9C4"/>
+            <w:tcW w:type="dxa" w:w="1728"/>
           </w:tcPr>
           <w:p>
             <w:r>
@@ -1687,7 +1533,6 @@
         <w:tc>
           <w:tcPr>
             <w:tcW w:type="dxa" w:w="1728"/>
-            <w:shd w:fill="FFF9C4"/>
           </w:tcPr>
           <w:p>
             <w:r>
@@ -1700,7 +1545,6 @@
         <w:tc>
           <w:tcPr>
             <w:tcW w:type="dxa" w:w="1872"/>
-            <w:shd w:fill="FFF9C4"/>
           </w:tcPr>
           <w:p>
             <w:r>
@@ -1713,7 +1557,6 @@
         <w:tc>
           <w:tcPr>
             <w:tcW w:type="dxa" w:w="3600"/>
-            <w:shd w:fill="FFF9C4"/>
           </w:tcPr>
           <w:p>
             <w:r>
@@ -1726,7 +1569,6 @@
         <w:tc>
           <w:tcPr>
             <w:tcW w:type="dxa" w:w="2160"/>
-            <w:shd w:fill="FFF9C4"/>
           </w:tcPr>
           <w:p>
             <w:r>
@@ -1738,8 +1580,7 @@
         </w:tc>
         <w:tc>
           <w:tcPr>
-            <w:tcW w:type="dxa" w:w="2592"/>
-            <w:shd w:fill="FFF9C4"/>
+            <w:tcW w:type="dxa" w:w="2736"/>
           </w:tcPr>
           <w:p>
             <w:r>
@@ -1753,7 +1594,7 @@
       <w:tr>
         <w:tc>
           <w:tcPr>
-            <w:tcW w:type="dxa" w:w="1152"/>
+            <w:tcW w:type="dxa" w:w="1008"/>
             <w:shd w:fill="F1F8F7"/>
           </w:tcPr>
           <w:p>
@@ -1767,8 +1608,7 @@
         </w:tc>
         <w:tc>
           <w:tcPr>
-            <w:tcW w:type="dxa" w:w="1872"/>
-            <w:shd w:fill="FFF9C4"/>
+            <w:tcW w:type="dxa" w:w="1728"/>
           </w:tcPr>
           <w:p>
             <w:r>
@@ -1781,7 +1621,6 @@
         <w:tc>
           <w:tcPr>
             <w:tcW w:type="dxa" w:w="1728"/>
-            <w:shd w:fill="FFF9C4"/>
           </w:tcPr>
           <w:p>
             <w:r>
@@ -1794,7 +1633,6 @@
         <w:tc>
           <w:tcPr>
             <w:tcW w:type="dxa" w:w="1872"/>
-            <w:shd w:fill="FFF9C4"/>
           </w:tcPr>
           <w:p>
             <w:r>
@@ -1807,7 +1645,6 @@
         <w:tc>
           <w:tcPr>
             <w:tcW w:type="dxa" w:w="3600"/>
-            <w:shd w:fill="FFF9C4"/>
           </w:tcPr>
           <w:p>
             <w:r>
@@ -1820,7 +1657,6 @@
         <w:tc>
           <w:tcPr>
             <w:tcW w:type="dxa" w:w="2160"/>
-            <w:shd w:fill="FFF9C4"/>
           </w:tcPr>
           <w:p>
             <w:r>
@@ -1832,8 +1668,7 @@
         </w:tc>
         <w:tc>
           <w:tcPr>
-            <w:tcW w:type="dxa" w:w="2592"/>
-            <w:shd w:fill="FFF9C4"/>
+            <w:tcW w:type="dxa" w:w="2736"/>
           </w:tcPr>
           <w:p>
             <w:r>
@@ -1847,7 +1682,7 @@
       <w:tr>
         <w:tc>
           <w:tcPr>
-            <w:tcW w:type="dxa" w:w="1152"/>
+            <w:tcW w:type="dxa" w:w="1008"/>
           </w:tcPr>
           <w:p>
             <w:r>
@@ -1860,8 +1695,7 @@
         </w:tc>
         <w:tc>
           <w:tcPr>
-            <w:tcW w:type="dxa" w:w="1872"/>
-            <w:shd w:fill="FFF9C4"/>
+            <w:tcW w:type="dxa" w:w="1728"/>
           </w:tcPr>
           <w:p>
             <w:r>
@@ -1874,7 +1708,6 @@
         <w:tc>
           <w:tcPr>
             <w:tcW w:type="dxa" w:w="1728"/>
-            <w:shd w:fill="FFF9C4"/>
           </w:tcPr>
           <w:p>
             <w:r>
@@ -1887,7 +1720,6 @@
         <w:tc>
           <w:tcPr>
             <w:tcW w:type="dxa" w:w="1872"/>
-            <w:shd w:fill="FFF9C4"/>
           </w:tcPr>
           <w:p>
             <w:r>
@@ -1900,7 +1732,6 @@
         <w:tc>
           <w:tcPr>
             <w:tcW w:type="dxa" w:w="3600"/>
-            <w:shd w:fill="FFF9C4"/>
           </w:tcPr>
           <w:p>
             <w:r>
@@ -1913,7 +1744,6 @@
         <w:tc>
           <w:tcPr>
             <w:tcW w:type="dxa" w:w="2160"/>
-            <w:shd w:fill="FFF9C4"/>
           </w:tcPr>
           <w:p>
             <w:r>
@@ -1925,8 +1755,7 @@
         </w:tc>
         <w:tc>
           <w:tcPr>
-            <w:tcW w:type="dxa" w:w="2592"/>
-            <w:shd w:fill="FFF9C4"/>
+            <w:tcW w:type="dxa" w:w="2736"/>
           </w:tcPr>
           <w:p>
             <w:r>
@@ -1940,7 +1769,7 @@
       <w:tr>
         <w:tc>
           <w:tcPr>
-            <w:tcW w:type="dxa" w:w="1152"/>
+            <w:tcW w:type="dxa" w:w="1008"/>
             <w:shd w:fill="F1F8F7"/>
           </w:tcPr>
           <w:p>
@@ -1954,8 +1783,7 @@
         </w:tc>
         <w:tc>
           <w:tcPr>
-            <w:tcW w:type="dxa" w:w="1872"/>
-            <w:shd w:fill="FFF9C4"/>
+            <w:tcW w:type="dxa" w:w="1728"/>
           </w:tcPr>
           <w:p>
             <w:r>
@@ -1968,7 +1796,6 @@
         <w:tc>
           <w:tcPr>
             <w:tcW w:type="dxa" w:w="1728"/>
-            <w:shd w:fill="FFF9C4"/>
           </w:tcPr>
           <w:p>
             <w:r>
@@ -1981,7 +1808,6 @@
         <w:tc>
           <w:tcPr>
             <w:tcW w:type="dxa" w:w="1872"/>
-            <w:shd w:fill="FFF9C4"/>
           </w:tcPr>
           <w:p>
             <w:r>
@@ -1994,7 +1820,6 @@
         <w:tc>
           <w:tcPr>
             <w:tcW w:type="dxa" w:w="3600"/>
-            <w:shd w:fill="FFF9C4"/>
           </w:tcPr>
           <w:p>
             <w:r>
@@ -2007,7 +1832,6 @@
         <w:tc>
           <w:tcPr>
             <w:tcW w:type="dxa" w:w="2160"/>
-            <w:shd w:fill="FFF9C4"/>
           </w:tcPr>
           <w:p>
             <w:r>
@@ -2019,8 +1843,7 @@
         </w:tc>
         <w:tc>
           <w:tcPr>
-            <w:tcW w:type="dxa" w:w="2592"/>
-            <w:shd w:fill="FFF9C4"/>
+            <w:tcW w:type="dxa" w:w="2736"/>
           </w:tcPr>
           <w:p>
             <w:r>
@@ -2034,204 +1857,295 @@
     </w:tbl>
     <w:p>
       <w:pPr>
-        <w:spacing w:before="280" w:after="120"/>
+        <w:spacing w:before="320" w:after="120"/>
       </w:pPr>
       <w:r>
         <w:rPr>
           <w:b/>
           <w:color w:val="0F6E6E"/>
-          <w:sz w:val="30"/>
+          <w:sz w:val="28"/>
         </w:rPr>
         <w:t>7. Recomendaciones y plan de acción</w:t>
       </w:r>
     </w:p>
     <w:p>
       <w:pPr>
-        <w:spacing w:before="160" w:after="60"/>
+        <w:spacing w:before="120" w:after="80"/>
       </w:pPr>
       <w:r>
         <w:rPr>
           <w:b/>
           <w:color w:val="0F172A"/>
-          <w:sz w:val="24"/>
+          <w:sz w:val="22"/>
         </w:rPr>
-        <w:t>Hallazgos Clínicos</w:t>
+        <w:t xml:space="preserve">Hallazgos Clínicos: </w:t>
       </w:r>
     </w:p>
-    <w:tbl>
-      <w:tblPr>
-        <w:tblW w:type="auto" w:w="0"/>
-        <w:tblLayout w:type="fixed"/>
-        <w:tblLook w:firstColumn="1" w:firstRow="1" w:lastColumn="0" w:lastRow="0" w:noHBand="0" w:noVBand="1" w:val="04A0"/>
-      </w:tblPr>
-      <w:tblGrid>
-        <w:gridCol w:w="13800"/>
-      </w:tblGrid>
-      <w:tr>
-        <w:tc>
-          <w:tcPr>
-            <w:tcW w:type="dxa" w:w="14976"/>
-            <w:shd w:fill="FFF9C4"/>
-          </w:tcPr>
-          <w:p/>
-          <w:p/>
-          <w:p/>
-        </w:tc>
-      </w:tr>
-    </w:tbl>
-    <w:p/>
     <w:p>
       <w:pPr>
-        <w:spacing w:before="160" w:after="60"/>
+        <w:spacing w:after="80"/>
+      </w:pPr>
+      <w:r>
+        <w:rPr>
+          <w:color w:val="0F172A"/>
+          <w:sz w:val="22"/>
+        </w:rPr>
+        <w:t>_______________________________________________________________________________________________</w:t>
+      </w:r>
+    </w:p>
+    <w:p>
+      <w:pPr>
+        <w:spacing w:after="80"/>
+      </w:pPr>
+      <w:r>
+        <w:rPr>
+          <w:color w:val="0F172A"/>
+          <w:sz w:val="22"/>
+        </w:rPr>
+        <w:t>_______________________________________________________________________________________________</w:t>
+      </w:r>
+    </w:p>
+    <w:p>
+      <w:pPr>
+        <w:spacing w:after="80"/>
+      </w:pPr>
+      <w:r>
+        <w:rPr>
+          <w:color w:val="0F172A"/>
+          <w:sz w:val="22"/>
+        </w:rPr>
+        <w:t>_______________________________________________________________________________________________</w:t>
+      </w:r>
+    </w:p>
+    <w:p>
+      <w:pPr>
+        <w:spacing w:before="120" w:after="80"/>
       </w:pPr>
       <w:r>
         <w:rPr>
           <w:b/>
           <w:color w:val="0F172A"/>
-          <w:sz w:val="24"/>
+          <w:sz w:val="22"/>
         </w:rPr>
-        <w:t>Hallazgos Financieros</w:t>
+        <w:t xml:space="preserve">Hallazgos Financieros: </w:t>
       </w:r>
     </w:p>
-    <w:tbl>
-      <w:tblPr>
-        <w:tblW w:type="auto" w:w="0"/>
-        <w:tblLayout w:type="fixed"/>
-        <w:tblLook w:firstColumn="1" w:firstRow="1" w:lastColumn="0" w:lastRow="0" w:noHBand="0" w:noVBand="1" w:val="04A0"/>
-      </w:tblPr>
-      <w:tblGrid>
-        <w:gridCol w:w="13800"/>
-      </w:tblGrid>
-      <w:tr>
-        <w:tc>
-          <w:tcPr>
-            <w:tcW w:type="dxa" w:w="14976"/>
-            <w:shd w:fill="FFF9C4"/>
-          </w:tcPr>
-          <w:p/>
-          <w:p/>
-          <w:p/>
-        </w:tc>
-      </w:tr>
-    </w:tbl>
-    <w:p/>
     <w:p>
       <w:pPr>
-        <w:spacing w:before="160" w:after="60"/>
+        <w:spacing w:after="80"/>
+      </w:pPr>
+      <w:r>
+        <w:rPr>
+          <w:color w:val="0F172A"/>
+          <w:sz w:val="22"/>
+        </w:rPr>
+        <w:t>_______________________________________________________________________________________________</w:t>
+      </w:r>
+    </w:p>
+    <w:p>
+      <w:pPr>
+        <w:spacing w:after="80"/>
+      </w:pPr>
+      <w:r>
+        <w:rPr>
+          <w:color w:val="0F172A"/>
+          <w:sz w:val="22"/>
+        </w:rPr>
+        <w:t>_______________________________________________________________________________________________</w:t>
+      </w:r>
+    </w:p>
+    <w:p>
+      <w:pPr>
+        <w:spacing w:after="80"/>
+      </w:pPr>
+      <w:r>
+        <w:rPr>
+          <w:color w:val="0F172A"/>
+          <w:sz w:val="22"/>
+        </w:rPr>
+        <w:t>_______________________________________________________________________________________________</w:t>
+      </w:r>
+    </w:p>
+    <w:p>
+      <w:pPr>
+        <w:spacing w:before="120" w:after="80"/>
       </w:pPr>
       <w:r>
         <w:rPr>
           <w:b/>
           <w:color w:val="0F172A"/>
-          <w:sz w:val="24"/>
+          <w:sz w:val="22"/>
         </w:rPr>
-        <w:t>Recomendaciones de Mejora</w:t>
+        <w:t xml:space="preserve">Recomendaciones de Mejora: </w:t>
       </w:r>
     </w:p>
-    <w:tbl>
-      <w:tblPr>
-        <w:tblW w:type="auto" w:w="0"/>
-        <w:tblLayout w:type="fixed"/>
-        <w:tblLook w:firstColumn="1" w:firstRow="1" w:lastColumn="0" w:lastRow="0" w:noHBand="0" w:noVBand="1" w:val="04A0"/>
-      </w:tblPr>
-      <w:tblGrid>
-        <w:gridCol w:w="13800"/>
-      </w:tblGrid>
-      <w:tr>
-        <w:tc>
-          <w:tcPr>
-            <w:tcW w:type="dxa" w:w="14976"/>
-            <w:shd w:fill="FFF9C4"/>
-          </w:tcPr>
-          <w:p/>
-          <w:p/>
-          <w:p/>
-          <w:p/>
-        </w:tc>
-      </w:tr>
-    </w:tbl>
-    <w:p/>
     <w:p>
       <w:pPr>
-        <w:spacing w:before="160" w:after="60"/>
+        <w:spacing w:after="80"/>
+      </w:pPr>
+      <w:r>
+        <w:rPr>
+          <w:color w:val="0F172A"/>
+          <w:sz w:val="22"/>
+        </w:rPr>
+        <w:t>_______________________________________________________________________________________________</w:t>
+      </w:r>
+    </w:p>
+    <w:p>
+      <w:pPr>
+        <w:spacing w:after="80"/>
+      </w:pPr>
+      <w:r>
+        <w:rPr>
+          <w:color w:val="0F172A"/>
+          <w:sz w:val="22"/>
+        </w:rPr>
+        <w:t>_______________________________________________________________________________________________</w:t>
+      </w:r>
+    </w:p>
+    <w:p>
+      <w:pPr>
+        <w:spacing w:after="80"/>
+      </w:pPr>
+      <w:r>
+        <w:rPr>
+          <w:color w:val="0F172A"/>
+          <w:sz w:val="22"/>
+        </w:rPr>
+        <w:t>_______________________________________________________________________________________________</w:t>
+      </w:r>
+    </w:p>
+    <w:p>
+      <w:pPr>
+        <w:spacing w:before="120" w:after="80"/>
       </w:pPr>
       <w:r>
         <w:rPr>
           <w:b/>
           <w:color w:val="0F172A"/>
-          <w:sz w:val="24"/>
+          <w:sz w:val="22"/>
         </w:rPr>
-        <w:t>Propuesta de Plan de Acción</w:t>
+        <w:t xml:space="preserve">Propuesta de Plan de Acción: </w:t>
       </w:r>
     </w:p>
-    <w:tbl>
-      <w:tblPr>
-        <w:tblW w:type="auto" w:w="0"/>
-        <w:tblLayout w:type="fixed"/>
-        <w:tblLook w:firstColumn="1" w:firstRow="1" w:lastColumn="0" w:lastRow="0" w:noHBand="0" w:noVBand="1" w:val="04A0"/>
-      </w:tblPr>
-      <w:tblGrid>
-        <w:gridCol w:w="13800"/>
-      </w:tblGrid>
-      <w:tr>
-        <w:tc>
-          <w:tcPr>
-            <w:tcW w:type="dxa" w:w="14976"/>
-            <w:shd w:fill="FFF9C4"/>
-          </w:tcPr>
-          <w:p/>
-          <w:p/>
-          <w:p/>
-          <w:p/>
-        </w:tc>
-      </w:tr>
-    </w:tbl>
-    <w:p/>
     <w:p>
       <w:pPr>
-        <w:spacing w:before="280" w:after="120"/>
+        <w:spacing w:after="80"/>
+      </w:pPr>
+      <w:r>
+        <w:rPr>
+          <w:color w:val="0F172A"/>
+          <w:sz w:val="22"/>
+        </w:rPr>
+        <w:t>_______________________________________________________________________________________________</w:t>
+      </w:r>
+    </w:p>
+    <w:p>
+      <w:pPr>
+        <w:spacing w:after="80"/>
+      </w:pPr>
+      <w:r>
+        <w:rPr>
+          <w:color w:val="0F172A"/>
+          <w:sz w:val="22"/>
+        </w:rPr>
+        <w:t>_______________________________________________________________________________________________</w:t>
+      </w:r>
+    </w:p>
+    <w:p>
+      <w:pPr>
+        <w:spacing w:after="80"/>
+      </w:pPr>
+      <w:r>
+        <w:rPr>
+          <w:color w:val="0F172A"/>
+          <w:sz w:val="22"/>
+        </w:rPr>
+        <w:t>_______________________________________________________________________________________________</w:t>
+      </w:r>
+    </w:p>
+    <w:p>
+      <w:pPr>
+        <w:spacing w:before="320" w:after="120"/>
       </w:pPr>
       <w:r>
         <w:rPr>
           <w:b/>
           <w:color w:val="0F6E6E"/>
-          <w:sz w:val="30"/>
+          <w:sz w:val="28"/>
         </w:rPr>
         <w:t>8. Limitaciones de la auditoría</w:t>
       </w:r>
     </w:p>
-    <w:tbl>
-      <w:tblPr>
-        <w:tblW w:type="auto" w:w="0"/>
-        <w:tblLayout w:type="fixed"/>
-        <w:tblLook w:firstColumn="1" w:firstRow="1" w:lastColumn="0" w:lastRow="0" w:noHBand="0" w:noVBand="1" w:val="04A0"/>
-      </w:tblPr>
-      <w:tblGrid>
-        <w:gridCol w:w="13800"/>
-      </w:tblGrid>
-      <w:tr>
-        <w:tc>
-          <w:tcPr>
-            <w:tcW w:type="dxa" w:w="14976"/>
-            <w:shd w:fill="FFF9C4"/>
-          </w:tcPr>
-          <w:p/>
-          <w:p/>
-          <w:p/>
-          <w:p/>
-        </w:tc>
-      </w:tr>
-    </w:tbl>
-    <w:p/>
     <w:p>
       <w:pPr>
-        <w:spacing w:before="280" w:after="120"/>
+        <w:spacing w:after="80"/>
+      </w:pPr>
+      <w:r>
+        <w:rPr>
+          <w:color w:val="0F172A"/>
+          <w:sz w:val="22"/>
+        </w:rPr>
+        <w:t>_______________________________________________________________________________________________</w:t>
+      </w:r>
+    </w:p>
+    <w:p>
+      <w:pPr>
+        <w:spacing w:after="80"/>
+      </w:pPr>
+      <w:r>
+        <w:rPr>
+          <w:color w:val="0F172A"/>
+          <w:sz w:val="22"/>
+        </w:rPr>
+        <w:t>_______________________________________________________________________________________________</w:t>
+      </w:r>
+    </w:p>
+    <w:p>
+      <w:pPr>
+        <w:spacing w:after="80"/>
+      </w:pPr>
+      <w:r>
+        <w:rPr>
+          <w:color w:val="0F172A"/>
+          <w:sz w:val="22"/>
+        </w:rPr>
+        <w:t>_______________________________________________________________________________________________</w:t>
+      </w:r>
+    </w:p>
+    <w:p>
+      <w:pPr>
+        <w:spacing w:after="80"/>
+      </w:pPr>
+      <w:r>
+        <w:rPr>
+          <w:color w:val="0F172A"/>
+          <w:sz w:val="22"/>
+        </w:rPr>
+        <w:t>_______________________________________________________________________________________________</w:t>
+      </w:r>
+    </w:p>
+    <w:p>
+      <w:pPr>
+        <w:spacing w:after="80"/>
+      </w:pPr>
+      <w:r>
+        <w:rPr>
+          <w:color w:val="0F172A"/>
+          <w:sz w:val="22"/>
+        </w:rPr>
+        <w:t>_______________________________________________________________________________________________</w:t>
+      </w:r>
+    </w:p>
+    <w:p>
+      <w:pPr>
+        <w:spacing w:before="320" w:after="120"/>
       </w:pPr>
       <w:r>
         <w:rPr>
           <w:b/>
           <w:color w:val="0F6E6E"/>
-          <w:sz w:val="30"/>
+          <w:sz w:val="28"/>
         </w:rPr>
         <w:t>9. Firmas</w:t>
       </w:r>
@@ -2243,13 +2157,13 @@
         <w:tblLook w:firstColumn="1" w:firstRow="1" w:lastColumn="0" w:lastRow="0" w:noHBand="0" w:noVBand="1" w:val="04A0"/>
       </w:tblPr>
       <w:tblGrid>
-        <w:gridCol w:w="6900"/>
-        <w:gridCol w:w="6900"/>
+        <w:gridCol w:w="6786"/>
+        <w:gridCol w:w="6786"/>
       </w:tblGrid>
       <w:tr>
         <w:tc>
           <w:tcPr>
-            <w:tcW w:type="dxa" w:w="7344"/>
+            <w:tcW w:type="dxa" w:w="7488"/>
           </w:tcPr>
           <w:p>
             <w:r>
@@ -2261,118 +2175,90 @@
               <w:t>Auditor Responsable</w:t>
             </w:r>
           </w:p>
-          <w:tbl>
-            <w:tblPr>
-              <w:tblW w:type="auto" w:w="0"/>
-              <w:tblLayout w:type="fixed"/>
-              <w:tblLook w:firstColumn="1" w:firstRow="1" w:lastColumn="0" w:lastRow="0" w:noHBand="0" w:noVBand="1" w:val="04A0"/>
-            </w:tblPr>
-            <w:tblGrid>
-              <w:gridCol w:w="3672"/>
-              <w:gridCol w:w="3672"/>
-            </w:tblGrid>
-            <w:tr>
-              <w:tc>
-                <w:tcPr>
-                  <w:tcW w:type="dxa" w:w="1872"/>
-                  <w:shd w:fill="E6F4F1"/>
-                </w:tcPr>
-                <w:p>
-                  <w:r>
-                    <w:rPr>
-                      <w:b/>
-                      <w:sz w:val="21"/>
-                    </w:rPr>
-                    <w:t>Firma</w:t>
-                  </w:r>
-                </w:p>
-              </w:tc>
-              <w:tc>
-                <w:tcPr>
-                  <w:tcW w:type="dxa" w:w="5328"/>
-                  <w:shd w:fill="FFF9C4"/>
-                </w:tcPr>
-                <w:p/>
-              </w:tc>
-            </w:tr>
-            <w:tr>
-              <w:tc>
-                <w:tcPr>
-                  <w:tcW w:type="dxa" w:w="1872"/>
-                  <w:shd w:fill="E6F4F1"/>
-                </w:tcPr>
-                <w:p>
-                  <w:r>
-                    <w:rPr>
-                      <w:b/>
-                      <w:sz w:val="21"/>
-                    </w:rPr>
-                    <w:t>Nombre</w:t>
-                  </w:r>
-                </w:p>
-              </w:tc>
-              <w:tc>
-                <w:tcPr>
-                  <w:tcW w:type="dxa" w:w="5328"/>
-                  <w:shd w:fill="FFF9C4"/>
-                </w:tcPr>
-                <w:p/>
-              </w:tc>
-            </w:tr>
-            <w:tr>
-              <w:tc>
-                <w:tcPr>
-                  <w:tcW w:type="dxa" w:w="1872"/>
-                  <w:shd w:fill="E6F4F1"/>
-                </w:tcPr>
-                <w:p>
-                  <w:r>
-                    <w:rPr>
-                      <w:b/>
-                      <w:sz w:val="21"/>
-                    </w:rPr>
-                    <w:t>Título</w:t>
-                  </w:r>
-                </w:p>
-              </w:tc>
-              <w:tc>
-                <w:tcPr>
-                  <w:tcW w:type="dxa" w:w="5328"/>
-                  <w:shd w:fill="FFF9C4"/>
-                </w:tcPr>
-                <w:p/>
-              </w:tc>
-            </w:tr>
-            <w:tr>
-              <w:tc>
-                <w:tcPr>
-                  <w:tcW w:type="dxa" w:w="1872"/>
-                  <w:shd w:fill="E6F4F1"/>
-                </w:tcPr>
-                <w:p>
-                  <w:r>
-                    <w:rPr>
-                      <w:b/>
-                      <w:sz w:val="21"/>
-                    </w:rPr>
-                    <w:t>Fecha</w:t>
-                  </w:r>
-                </w:p>
-              </w:tc>
-              <w:tc>
-                <w:tcPr>
-                  <w:tcW w:type="dxa" w:w="5328"/>
-                  <w:shd w:fill="FFF9C4"/>
-                </w:tcPr>
-                <w:p/>
-              </w:tc>
-            </w:tr>
-          </w:tbl>
-          <w:p/>
+          <w:p>
+            <w:pPr>
+              <w:spacing w:after="160"/>
+            </w:pPr>
+            <w:r>
+              <w:rPr>
+                <w:b/>
+                <w:color w:val="0F172A"/>
+                <w:sz w:val="22"/>
+              </w:rPr>
+              <w:t xml:space="preserve">Firma:  </w:t>
+            </w:r>
+            <w:r>
+              <w:rPr>
+                <w:color w:val="0F172A"/>
+                <w:sz w:val="22"/>
+              </w:rPr>
+              <w:t>________________________________________</w:t>
+            </w:r>
+          </w:p>
+          <w:p>
+            <w:pPr>
+              <w:spacing w:after="160"/>
+            </w:pPr>
+            <w:r>
+              <w:rPr>
+                <w:b/>
+                <w:color w:val="0F172A"/>
+                <w:sz w:val="22"/>
+              </w:rPr>
+              <w:t xml:space="preserve">Nombre:  </w:t>
+            </w:r>
+            <w:r>
+              <w:rPr>
+                <w:color w:val="0F172A"/>
+                <w:sz w:val="22"/>
+              </w:rPr>
+              <w:t>________________________________________</w:t>
+            </w:r>
+          </w:p>
+          <w:p>
+            <w:pPr>
+              <w:spacing w:after="160"/>
+            </w:pPr>
+            <w:r>
+              <w:rPr>
+                <w:b/>
+                <w:color w:val="0F172A"/>
+                <w:sz w:val="22"/>
+              </w:rPr>
+              <w:t xml:space="preserve">Título:  </w:t>
+            </w:r>
+            <w:r>
+              <w:rPr>
+                <w:color w:val="0F172A"/>
+                <w:sz w:val="22"/>
+              </w:rPr>
+              <w:t>________________________________________</w:t>
+            </w:r>
+          </w:p>
+          <w:p>
+            <w:pPr>
+              <w:spacing w:after="160"/>
+            </w:pPr>
+            <w:r>
+              <w:rPr>
+                <w:b/>
+                <w:color w:val="0F172A"/>
+                <w:sz w:val="22"/>
+              </w:rPr>
+              <w:t xml:space="preserve">Fecha:  </w:t>
+            </w:r>
+            <w:r>
+              <w:rPr>
+                <w:color w:val="0F172A"/>
+                <w:sz w:val="22"/>
+              </w:rPr>
+              <w:t>__/__/______</w:t>
+            </w:r>
+          </w:p>
         </w:tc>
         <w:tc>
           <w:tcPr>
-            <w:tcW w:type="dxa" w:w="7344"/>
+            <w:tcW w:type="dxa" w:w="7488"/>
           </w:tcPr>
           <w:p>
             <w:r>
@@ -2384,114 +2270,86 @@
               <w:t>Representante del Proveedor Auditado</w:t>
             </w:r>
           </w:p>
-          <w:tbl>
-            <w:tblPr>
-              <w:tblW w:type="auto" w:w="0"/>
-              <w:tblLayout w:type="fixed"/>
-              <w:tblLook w:firstColumn="1" w:firstRow="1" w:lastColumn="0" w:lastRow="0" w:noHBand="0" w:noVBand="1" w:val="04A0"/>
-            </w:tblPr>
-            <w:tblGrid>
-              <w:gridCol w:w="3672"/>
-              <w:gridCol w:w="3672"/>
-            </w:tblGrid>
-            <w:tr>
-              <w:tc>
-                <w:tcPr>
-                  <w:tcW w:type="dxa" w:w="1872"/>
-                  <w:shd w:fill="E6F4F1"/>
-                </w:tcPr>
-                <w:p>
-                  <w:r>
-                    <w:rPr>
-                      <w:b/>
-                      <w:sz w:val="21"/>
-                    </w:rPr>
-                    <w:t>Firma</w:t>
-                  </w:r>
-                </w:p>
-              </w:tc>
-              <w:tc>
-                <w:tcPr>
-                  <w:tcW w:type="dxa" w:w="5328"/>
-                  <w:shd w:fill="FFF9C4"/>
-                </w:tcPr>
-                <w:p/>
-              </w:tc>
-            </w:tr>
-            <w:tr>
-              <w:tc>
-                <w:tcPr>
-                  <w:tcW w:type="dxa" w:w="1872"/>
-                  <w:shd w:fill="E6F4F1"/>
-                </w:tcPr>
-                <w:p>
-                  <w:r>
-                    <w:rPr>
-                      <w:b/>
-                      <w:sz w:val="21"/>
-                    </w:rPr>
-                    <w:t>Nombre</w:t>
-                  </w:r>
-                </w:p>
-              </w:tc>
-              <w:tc>
-                <w:tcPr>
-                  <w:tcW w:type="dxa" w:w="5328"/>
-                  <w:shd w:fill="FFF9C4"/>
-                </w:tcPr>
-                <w:p/>
-              </w:tc>
-            </w:tr>
-            <w:tr>
-              <w:tc>
-                <w:tcPr>
-                  <w:tcW w:type="dxa" w:w="1872"/>
-                  <w:shd w:fill="E6F4F1"/>
-                </w:tcPr>
-                <w:p>
-                  <w:r>
-                    <w:rPr>
-                      <w:b/>
-                      <w:sz w:val="21"/>
-                    </w:rPr>
-                    <w:t>Título</w:t>
-                  </w:r>
-                </w:p>
-              </w:tc>
-              <w:tc>
-                <w:tcPr>
-                  <w:tcW w:type="dxa" w:w="5328"/>
-                  <w:shd w:fill="FFF9C4"/>
-                </w:tcPr>
-                <w:p/>
-              </w:tc>
-            </w:tr>
-            <w:tr>
-              <w:tc>
-                <w:tcPr>
-                  <w:tcW w:type="dxa" w:w="1872"/>
-                  <w:shd w:fill="E6F4F1"/>
-                </w:tcPr>
-                <w:p>
-                  <w:r>
-                    <w:rPr>
-                      <w:b/>
-                      <w:sz w:val="21"/>
-                    </w:rPr>
-                    <w:t>Fecha</w:t>
-                  </w:r>
-                </w:p>
-              </w:tc>
-              <w:tc>
-                <w:tcPr>
-                  <w:tcW w:type="dxa" w:w="5328"/>
-                  <w:shd w:fill="FFF9C4"/>
-                </w:tcPr>
-                <w:p/>
-              </w:tc>
-            </w:tr>
-          </w:tbl>
-          <w:p/>
+          <w:p>
+            <w:pPr>
+              <w:spacing w:after="160"/>
+            </w:pPr>
+            <w:r>
+              <w:rPr>
+                <w:b/>
+                <w:color w:val="0F172A"/>
+                <w:sz w:val="22"/>
+              </w:rPr>
+              <w:t xml:space="preserve">Firma:  </w:t>
+            </w:r>
+            <w:r>
+              <w:rPr>
+                <w:color w:val="0F172A"/>
+                <w:sz w:val="22"/>
+              </w:rPr>
+              <w:t>________________________________________</w:t>
+            </w:r>
+          </w:p>
+          <w:p>
+            <w:pPr>
+              <w:spacing w:after="160"/>
+            </w:pPr>
+            <w:r>
+              <w:rPr>
+                <w:b/>
+                <w:color w:val="0F172A"/>
+                <w:sz w:val="22"/>
+              </w:rPr>
+              <w:t xml:space="preserve">Nombre:  </w:t>
+            </w:r>
+            <w:r>
+              <w:rPr>
+                <w:color w:val="0F172A"/>
+                <w:sz w:val="22"/>
+              </w:rPr>
+              <w:t>________________________________________</w:t>
+            </w:r>
+          </w:p>
+          <w:p>
+            <w:pPr>
+              <w:spacing w:after="160"/>
+            </w:pPr>
+            <w:r>
+              <w:rPr>
+                <w:b/>
+                <w:color w:val="0F172A"/>
+                <w:sz w:val="22"/>
+              </w:rPr>
+              <w:t xml:space="preserve">Título:  </w:t>
+            </w:r>
+            <w:r>
+              <w:rPr>
+                <w:color w:val="0F172A"/>
+                <w:sz w:val="22"/>
+              </w:rPr>
+              <w:t>________________________________________</w:t>
+            </w:r>
+          </w:p>
+          <w:p>
+            <w:pPr>
+              <w:spacing w:after="160"/>
+            </w:pPr>
+            <w:r>
+              <w:rPr>
+                <w:b/>
+                <w:color w:val="0F172A"/>
+                <w:sz w:val="22"/>
+              </w:rPr>
+              <w:t xml:space="preserve">Fecha:  </w:t>
+            </w:r>
+            <w:r>
+              <w:rPr>
+                <w:color w:val="0F172A"/>
+                <w:sz w:val="22"/>
+              </w:rPr>
+              <w:t>__/__/______</w:t>
+            </w:r>
+          </w:p>
         </w:tc>
       </w:tr>
     </w:tbl>
@@ -2504,12 +2362,12 @@
           <w:i/>
           <w:color w:val="555555"/>
         </w:rPr>
-        <w:t>Fin de la plantilla · Formato horizontal · guarde como [Proveedor]_[YYYY-MM]_InformeAuditoria.docx</w:t>
+        <w:t>Fin de la plantilla · guardar como [Proveedor]_[YYYY-MM]_InformeAuditoria.docx</w:t>
       </w:r>
     </w:p>
     <w:sectPr>
       <w:pgSz w:w="15840" w:h="12240" w:orient="landscape"/>
-      <w:pgMar w:top="907" w:right="1020" w:bottom="907" w:left="1020" w:header="720" w:footer="720" w:gutter="0"/>
+      <w:pgMar w:top="1020" w:right="1134" w:bottom="1020" w:left="1134" w:header="720" w:footer="720" w:gutter="0"/>
       <w:cols w:space="720"/>
       <w:docGrid w:linePitch="360"/>
     </w:sectPr>
@@ -2881,7 +2739,7 @@
     <w:qFormat/>
     <w:rsid w:val="00FC693F"/>
     <w:pPr>
-      <w:spacing w:after="100"/>
+      <w:spacing w:after="120"/>
     </w:pPr>
     <w:rPr>
       <w:rFonts w:ascii="Calibri" w:hAnsi="Calibri"/>
